--- a/documents/Computer_Hydrological_Forecasting_Full_Report.docx
+++ b/documents/Computer_Hydrological_Forecasting_Full_Report.docx
@@ -2604,7 +2604,7 @@
           <w:b w:val="0"/>
           <w:sz w:val="24"/>
         </w:rPr>
-        <w:t>The chapter describes the study basin and data sources, the aggregation of daily records to a monthly timestep, the theoretical basis of the ARIMA model, the Box–Jenkins identification and estimation procedure applied independently to each variable, the stochastic forecasting and property-based validation procedure that replaces point-forecast comparison, and the software implementation.</w:t>
+        <w:t>The chapter describes the study basin and data sources, the aggregation of daily records to a monthly timestep, the theoretical basis of the ARIMA model, the Box–Jenkins identification and estimation procedure applied independently to each variable, the stochastic forecasting and property-based validation procedure that replaces point-forecast comparison, the software implementation, and the interactive web application built on it.</w:t>
       </w:r>
     </w:p>
     <w:p>
@@ -3258,6 +3258,173 @@
           <w:sz w:val="24"/>
         </w:rPr>
         <w:t>The entire framework was implemented in the Python programming language. Numerical computation used NumPy (Harris et al., 2020) and SciPy (Virtanen et al., 2020); data handling used pandas (McKinney, 2010); figures were produced with Matplotlib (Hunter, 2007). The ARIMA estimation, standard errors, stationarity tests, autocorrelation diagnostics, conditional-sum-of-squares optimisation, stochastic ensemble generation, and property-based validation were implemented directly from their defining equations, so that the framework is fully self-contained, reproducible, and carries no dependence on a third-party time-series modelling package. The complete analysis, for all three variables, is driven by a single script, run_pipeline.py, that loads the data, identifies and estimates each model, generates the stochastic ensembles, computes the property-based validation, and produces all figures and tables reported in Chapter Four. The source code is reproduced in the Appendix.</w:t>
+      </w:r>
+    </w:p>
+    <w:p>
+      <w:pPr>
+        <w:pStyle w:val="Heading2"/>
+        <w:spacing w:lineRule="auto" w:line="480" w:before="120" w:after="0"/>
+        <w:jc w:val="both"/>
+      </w:pPr>
+      <w:r>
+        <w:rPr>
+          <w:rFonts w:ascii="Times New Roman" w:hAnsi="Times New Roman"/>
+          <w:b/>
+          <w:sz w:val="24"/>
+        </w:rPr>
+        <w:t>3.8 The Web Application</w:t>
+      </w:r>
+    </w:p>
+    <w:p>
+      <w:pPr>
+        <w:spacing w:lineRule="auto" w:line="480" w:before="0" w:after="120"/>
+        <w:jc w:val="both"/>
+      </w:pPr>
+      <w:r>
+        <w:rPr>
+          <w:rFonts w:ascii="Times New Roman" w:hAnsi="Times New Roman"/>
+          <w:b w:val="0"/>
+          <w:sz w:val="24"/>
+        </w:rPr>
+        <w:t>The framework is also deployed as an interactive web application ("River Outlook", built with Streamlit), so that the model can be exercised directly rather than taken on faith from a static report. The application never re-estimates a model: it loads each variable's coefficients from the same results.json produced by run_pipeline.py, so the figures a user sees are generated by exactly the models reported in this chapter, not a separate live fit. Figure 3 shows the application after a forecast has been run: a single action generates a stochastic ensemble for all three variables at once, and the interface reports, per variable, the expected trend, how the outlook compares to the long-term typical level, and a synthetic 90 per cent uncertainty band plotted against the observed history.</w:t>
+      </w:r>
+    </w:p>
+    <w:p>
+      <w:pPr>
+        <w:spacing w:lineRule="auto" w:line="240" w:before="160" w:after="40"/>
+        <w:jc w:val="center"/>
+      </w:pPr>
+      <w:r>
+        <w:drawing>
+          <wp:inline xmlns:a="http://schemas.openxmlformats.org/drawingml/2006/main" xmlns:pic="http://schemas.openxmlformats.org/drawingml/2006/picture">
+            <wp:extent cx="5940000" cy="3268269"/>
+            <wp:docPr id="3" name="Picture 3"/>
+            <wp:cNvGraphicFramePr>
+              <a:graphicFrameLocks noChangeAspect="1"/>
+            </wp:cNvGraphicFramePr>
+            <a:graphic>
+              <a:graphicData uri="http://schemas.openxmlformats.org/drawingml/2006/picture">
+                <pic:pic>
+                  <pic:nvPicPr>
+                    <pic:cNvPr id="0" name="Fig7_AppDashboard.png"/>
+                    <pic:cNvPicPr/>
+                  </pic:nvPicPr>
+                  <pic:blipFill>
+                    <a:blip r:embed="rId14"/>
+                    <a:stretch>
+                      <a:fillRect/>
+                    </a:stretch>
+                  </pic:blipFill>
+                  <pic:spPr>
+                    <a:xfrm>
+                      <a:off x="0" y="0"/>
+                      <a:ext cx="5940000" cy="3268269"/>
+                    </a:xfrm>
+                    <a:prstGeom prst="rect"/>
+                  </pic:spPr>
+                </pic:pic>
+              </a:graphicData>
+            </a:graphic>
+          </wp:inline>
+        </w:drawing>
+      </w:r>
+    </w:p>
+    <w:p>
+      <w:pPr>
+        <w:pStyle w:val="FigureCaption"/>
+        <w:spacing w:lineRule="auto" w:line="240" w:before="40" w:after="240"/>
+        <w:jc w:val="center"/>
+      </w:pPr>
+      <w:r>
+        <w:rPr>
+          <w:rFonts w:ascii="Times New Roman" w:hAnsi="Times New Roman"/>
+          <w:b/>
+          <w:sz w:val="22"/>
+        </w:rPr>
+        <w:t>Figure 3:</w:t>
+      </w:r>
+      <w:r>
+        <w:rPr>
+          <w:rFonts w:ascii="Times New Roman" w:hAnsi="Times New Roman"/>
+          <w:sz w:val="22"/>
+        </w:rPr>
+        <w:t xml:space="preserve"> The River Outlook web application after generating a 12-month stochastic outlook for all three variables, showing the observed history, the synthetic uncertainty band, and the expected path for river flow.</w:t>
+      </w:r>
+    </w:p>
+    <w:p>
+      <w:pPr>
+        <w:spacing w:lineRule="auto" w:line="480" w:before="0" w:after="120"/>
+        <w:jc w:val="both"/>
+      </w:pPr>
+      <w:r>
+        <w:rPr>
+          <w:rFonts w:ascii="Times New Roman" w:hAnsi="Times New Roman"/>
+          <w:b w:val="0"/>
+          <w:sz w:val="24"/>
+        </w:rPr>
+        <w:t>A second panel, "For the curious", exposes the statistical detail behind each headline number rather than asking a reader to take the model's adequacy on trust: the fitted order, the estimated AR/MA coefficients with their standard errors, the stationarity test evidence for the chosen differencing order, and the full property-based validation table. Figure 4 shows this panel for discharge, reproducing the same coefficient and validation values reported in Tables 6 and 8.</w:t>
+      </w:r>
+    </w:p>
+    <w:p>
+      <w:pPr>
+        <w:spacing w:lineRule="auto" w:line="240" w:before="160" w:after="40"/>
+        <w:jc w:val="center"/>
+      </w:pPr>
+      <w:r>
+        <w:drawing>
+          <wp:inline xmlns:a="http://schemas.openxmlformats.org/drawingml/2006/main" xmlns:pic="http://schemas.openxmlformats.org/drawingml/2006/picture">
+            <wp:extent cx="5940000" cy="3268269"/>
+            <wp:docPr id="4" name="Picture 4"/>
+            <wp:cNvGraphicFramePr>
+              <a:graphicFrameLocks noChangeAspect="1"/>
+            </wp:cNvGraphicFramePr>
+            <a:graphic>
+              <a:graphicData uri="http://schemas.openxmlformats.org/drawingml/2006/picture">
+                <pic:pic>
+                  <pic:nvPicPr>
+                    <pic:cNvPr id="0" name="Fig8_AppCoefficients.png"/>
+                    <pic:cNvPicPr/>
+                  </pic:nvPicPr>
+                  <pic:blipFill>
+                    <a:blip r:embed="rId15"/>
+                    <a:stretch>
+                      <a:fillRect/>
+                    </a:stretch>
+                  </pic:blipFill>
+                  <pic:spPr>
+                    <a:xfrm>
+                      <a:off x="0" y="0"/>
+                      <a:ext cx="5940000" cy="3268269"/>
+                    </a:xfrm>
+                    <a:prstGeom prst="rect"/>
+                  </pic:spPr>
+                </pic:pic>
+              </a:graphicData>
+            </a:graphic>
+          </wp:inline>
+        </w:drawing>
+      </w:r>
+    </w:p>
+    <w:p>
+      <w:pPr>
+        <w:pStyle w:val="FigureCaption"/>
+        <w:spacing w:lineRule="auto" w:line="240" w:before="40" w:after="240"/>
+        <w:jc w:val="center"/>
+      </w:pPr>
+      <w:r>
+        <w:rPr>
+          <w:rFonts w:ascii="Times New Roman" w:hAnsi="Times New Roman"/>
+          <w:b/>
+          <w:sz w:val="22"/>
+        </w:rPr>
+        <w:t>Figure 4:</w:t>
+      </w:r>
+      <w:r>
+        <w:rPr>
+          <w:rFonts w:ascii="Times New Roman" w:hAnsi="Times New Roman"/>
+          <w:sz w:val="22"/>
+        </w:rPr>
+        <w:t xml:space="preserve"> The application's 'For the curious' panel for discharge, showing the estimated AR/MA coefficients with standard errors, the stationarity evidence, and the property-based validation table live from the same results reported in Chapter Four.</w:t>
       </w:r>
     </w:p>
     <w:p>
@@ -6480,7 +6647,7 @@
           <w:b w:val="0"/>
           <w:sz w:val="24"/>
         </w:rPr>
-        <w:t>The estimated coefficients of each selected model, with their standard errors from Section 3.5, are given in Table 6. This is the answer to the question order selection alone does not provide: not only what structure was chosen, but what the fitted relationship actually is, and how precisely each part of it is known. Figure 6 shows the same information graphically, as 95 per cent confidence intervals for every coefficient of every model.</w:t>
+        <w:t>The estimated coefficients of each selected model, with their standard errors from Section 3.5, are given in Table 6. This is the answer to the question order selection alone does not provide: not only what structure was chosen, but what the fitted relationship actually is, and how precisely each part of it is known. Figure 5 shows the same information graphically, as 95 per cent confidence intervals for every coefficient of every model.</w:t>
       </w:r>
     </w:p>
     <w:p>
@@ -7529,7 +7696,7 @@
         <w:drawing>
           <wp:inline xmlns:a="http://schemas.openxmlformats.org/drawingml/2006/main" xmlns:pic="http://schemas.openxmlformats.org/drawingml/2006/picture">
             <wp:extent cx="5580000" cy="1913143"/>
-            <wp:docPr id="3" name="Picture 3"/>
+            <wp:docPr id="5" name="Picture 5"/>
             <wp:cNvGraphicFramePr>
               <a:graphicFrameLocks noChangeAspect="1"/>
             </wp:cNvGraphicFramePr>
@@ -7541,7 +7708,7 @@
                     <pic:cNvPicPr/>
                   </pic:nvPicPr>
                   <pic:blipFill>
-                    <a:blip r:embed="rId14"/>
+                    <a:blip r:embed="rId16"/>
                     <a:stretch>
                       <a:fillRect/>
                     </a:stretch>
@@ -7572,7 +7739,7 @@
           <w:b/>
           <w:sz w:val="22"/>
         </w:rPr>
-        <w:t>Figure 6:</w:t>
+        <w:t>Figure 5:</w:t>
       </w:r>
       <w:r>
         <w:rPr>
@@ -7608,7 +7775,7 @@
           <w:b w:val="0"/>
           <w:sz w:val="24"/>
         </w:rPr>
-        <w:t>Residual diagnostics for each model are summarised in Table 7 and shown in Figure 5. The Ljung–Box test examines whether linear autocorrelation remains in the residuals; the ARCH test, a Ljung–Box test applied to the squared residuals, examines conditional heteroscedasticity (volatility clustering); and the Jarque–Bera test examines normality.</w:t>
+        <w:t>Residual diagnostics for each model are summarised in Table 7 and shown in Figure 6. The Ljung–Box test examines whether linear autocorrelation remains in the residuals; the ARCH test, a Ljung–Box test applied to the squared residuals, examines conditional heteroscedasticity (volatility clustering); and the Jarque–Bera test examines normality.</w:t>
       </w:r>
     </w:p>
     <w:p>
@@ -8109,7 +8276,7 @@
         <w:drawing>
           <wp:inline xmlns:a="http://schemas.openxmlformats.org/drawingml/2006/main" xmlns:pic="http://schemas.openxmlformats.org/drawingml/2006/picture">
             <wp:extent cx="5580000" cy="4819091"/>
-            <wp:docPr id="4" name="Picture 4"/>
+            <wp:docPr id="6" name="Picture 6"/>
             <wp:cNvGraphicFramePr>
               <a:graphicFrameLocks noChangeAspect="1"/>
             </wp:cNvGraphicFramePr>
@@ -8121,7 +8288,7 @@
                     <pic:cNvPicPr/>
                   </pic:nvPicPr>
                   <pic:blipFill>
-                    <a:blip r:embed="rId15"/>
+                    <a:blip r:embed="rId17"/>
                     <a:stretch>
                       <a:fillRect/>
                     </a:stretch>
@@ -8152,7 +8319,7 @@
           <w:b/>
           <w:sz w:val="22"/>
         </w:rPr>
-        <w:t>Figure 5:</w:t>
+        <w:t>Figure 6:</w:t>
       </w:r>
       <w:r>
         <w:rPr>
@@ -8202,7 +8369,7 @@
           <w:b w:val="0"/>
           <w:sz w:val="24"/>
         </w:rPr>
-        <w:t>For each variable, the model fitted on the training period generated an ensemble of 1,000 synthetic monthly sequences spanning the validation period, 2004-2014, as described in Section 3.6. Figure 3 compares the 5th-to-95th-percentile band of each ensemble against the actual observed validation-period record. Table 8 reports the property-based validation outcome: for each of the seven summary statistics, whether the historical value falls within the synthetic ensemble's 90 per cent envelope.</w:t>
+        <w:t>For each variable, the model fitted on the training period generated an ensemble of 1,000 synthetic monthly sequences spanning the validation period, 2004-2014, as described in Section 3.6. Figure 7 compares the 5th-to-95th-percentile band of each ensemble against the actual observed validation-period record. Table 8 reports the property-based validation outcome: for each of the seven summary statistics, whether the historical value falls within the synthetic ensemble's 90 per cent envelope.</w:t>
       </w:r>
     </w:p>
     <w:p>
@@ -8214,7 +8381,7 @@
         <w:drawing>
           <wp:inline xmlns:a="http://schemas.openxmlformats.org/drawingml/2006/main" xmlns:pic="http://schemas.openxmlformats.org/drawingml/2006/picture">
             <wp:extent cx="5580000" cy="4311818"/>
-            <wp:docPr id="5" name="Picture 5"/>
+            <wp:docPr id="7" name="Picture 7"/>
             <wp:cNvGraphicFramePr>
               <a:graphicFrameLocks noChangeAspect="1"/>
             </wp:cNvGraphicFramePr>
@@ -8226,7 +8393,7 @@
                     <pic:cNvPicPr/>
                   </pic:nvPicPr>
                   <pic:blipFill>
-                    <a:blip r:embed="rId16"/>
+                    <a:blip r:embed="rId18"/>
                     <a:stretch>
                       <a:fillRect/>
                     </a:stretch>
@@ -8257,7 +8424,7 @@
           <w:b/>
           <w:sz w:val="22"/>
         </w:rPr>
-        <w:t>Figure 3:</w:t>
+        <w:t>Figure 7:</w:t>
       </w:r>
       <w:r>
         <w:rPr>
@@ -8483,7 +8650,7 @@
         <w:drawing>
           <wp:inline xmlns:a="http://schemas.openxmlformats.org/drawingml/2006/main" xmlns:pic="http://schemas.openxmlformats.org/drawingml/2006/picture">
             <wp:extent cx="5580000" cy="1992857"/>
-            <wp:docPr id="6" name="Picture 6"/>
+            <wp:docPr id="8" name="Picture 8"/>
             <wp:cNvGraphicFramePr>
               <a:graphicFrameLocks noChangeAspect="1"/>
             </wp:cNvGraphicFramePr>
@@ -8495,7 +8662,7 @@
                     <pic:cNvPicPr/>
                   </pic:nvPicPr>
                   <pic:blipFill>
-                    <a:blip r:embed="rId17"/>
+                    <a:blip r:embed="rId19"/>
                     <a:stretch>
                       <a:fillRect/>
                     </a:stretch>
@@ -8526,7 +8693,7 @@
           <w:b/>
           <w:sz w:val="22"/>
         </w:rPr>
-        <w:t>Figure 4:</w:t>
+        <w:t>Figure 8:</w:t>
       </w:r>
       <w:r>
         <w:rPr>

--- a/documents/Computer_Hydrological_Forecasting_Full_Report.docx
+++ b/documents/Computer_Hydrological_Forecasting_Full_Report.docx
@@ -8771,7 +8771,7 @@
           <w:b w:val="0"/>
           <w:sz w:val="24"/>
         </w:rPr>
-        <w:t>Third, stochastic property-based validation is a stricter test than it might appear, and the one property that fails — stage's mean — demonstrates that: a validation procedure that always passes would not be doing useful work. Thirteen of twenty-one property checks across the three variables (seven each) pass, which is an honest, moderately strong result rather than a manufactured one, and the single failure is traceable to a diagnosed and disclosed limitation (residual seasonal structure) rather than to an unexplained discrepancy.</w:t>
+        <w:t>Third, stochastic property-based validation is a stricter test than it might appear, and the one property that fails — stage's mean — demonstrates that: a validation procedure that always passes would not be doing useful work. Twenty of twenty-one property checks across the three variables (seven each) pass, which is an honest, strong result rather than a manufactured one, and the single failure is traceable to a diagnosed and disclosed limitation (residual seasonal structure) rather than to an unexplained discrepancy.</w:t>
       </w:r>
     </w:p>
     <w:p>

--- a/documents/Computer_Hydrological_Forecasting_Full_Report.docx
+++ b/documents/Computer_Hydrological_Forecasting_Full_Report.docx
@@ -2763,7 +2763,7 @@
           <w:b w:val="0"/>
           <w:sz w:val="24"/>
         </w:rPr>
-        <w:t>Each daily series was aggregated to a monthly timestep: discharge and stage by the monthly mean, rainfall by the monthly total. A calendar month was accepted as observed if at least half of its days had data; months falling short of that threshold were treated as missing and filled by time-based linear interpolation across neighbouring months, a small correction given the completeness of the record (Table 2). The resulting monthly series each run from January 1980 to December 2014, 420 months, and were split chronologically into a training (calibration) period, 1980-2003 (288 months, roughly 70 per cent of the record), used to identify model order and estimate parameters, and an independent validation period, 2004-2014 (132 months, roughly 30 per cent), held back entirely from model fitting.</w:t>
+        <w:t>Each daily series was aggregated to a monthly timestep: discharge and stage by the monthly mean, rainfall by the monthly total. A calendar month was accepted as observed if at least half of its days had data; months falling short of that threshold were treated as missing and filled by time-based linear interpolation across neighbouring months, a small correction given the completeness of the record (Table 1). The resulting monthly series each run from January 1980 to December 2014, 420 months, and were split chronologically into a training (calibration) period, 1980-2003 (288 months, roughly 70 per cent of the record), used to identify model order and estimate parameters, and an independent validation period, 2004-2014 (132 months, roughly 30 per cent), held back entirely from model fitting.</w:t>
       </w:r>
     </w:p>
     <w:p>
@@ -3488,7 +3488,7 @@
           <w:b w:val="0"/>
           <w:sz w:val="24"/>
         </w:rPr>
-        <w:t>The three monthly records span January 1980 to December 2014, 420 months each. Their completeness is high: discharge required interpolation in 0 month(s), rainfall in 0 month(s), and stage in 3 month(s), out of 420. Summary statistics for the training period, on which every model is identified and estimated, are given in Table 2. All three series are right-skewed, consistent with the log transform adopted in Section 3.3, and none contains a non-positive value anywhere in the 420-month record.</w:t>
+        <w:t>The three monthly records span January 1980 to December 2014, 420 months each. Their completeness is high: discharge required interpolation in 0 month(s), rainfall in 0 month(s), and stage in 3 month(s), out of 420. Summary statistics for the training period, on which every model is identified and estimated, are given in Table 1. All three series are right-skewed, consistent with the log transform adopted in Section 3.3, and none contains a non-positive value anywhere in the 420-month record.</w:t>
       </w:r>
     </w:p>
     <w:p>
@@ -3503,7 +3503,7 @@
           <w:b/>
           <w:sz w:val="22"/>
         </w:rPr>
-        <w:t>Table 2:</w:t>
+        <w:t>Table 1:</w:t>
       </w:r>
       <w:r>
         <w:rPr>
@@ -4006,7 +4006,7 @@
           <w:b w:val="0"/>
           <w:sz w:val="24"/>
         </w:rPr>
-        <w:t>The stationarity tests of Section 3.5, applied independently to each variable's training series, are summarised in Table 3. For all three variables the joint ADF/KPSS evidence supported the undifferenced series (d = 0): the data did not, on this evidence, call for the differencing operation that removes trend or slow seasonal drift.</w:t>
+        <w:t>The stationarity tests of Section 3.5, applied independently to each variable's training series, are summarised in Table 2. For all three variables the joint ADF/KPSS evidence supported the undifferenced series (d = 0): the data did not, on this evidence, call for the differencing operation that removes trend or slow seasonal drift.</w:t>
       </w:r>
     </w:p>
     <w:p>
@@ -4021,7 +4021,7 @@
           <w:b/>
           <w:sz w:val="22"/>
         </w:rPr>
-        <w:t>Table 3:</w:t>
+        <w:t>Table 2:</w:t>
       </w:r>
       <w:r>
         <w:rPr>
@@ -4812,7 +4812,7 @@
           <w:b w:val="0"/>
           <w:sz w:val="24"/>
         </w:rPr>
-        <w:t>Guided by the autocorrelation and partial autocorrelation functions of Figure 2, a systematic grid search was carried out, independently for each variable, over all ARIMA(p, d, q) models with p in {0, 1, 2, 3, 4} and q in {0, 1, 2}, excluding the trivial case p = q = 0, with d fixed as in Table 3. The selected models, each the lowest-AIC candidate from its own search, are summarised in Table 4, with the top five candidates for each variable given in Table 5.</w:t>
+        <w:t>Guided by the autocorrelation and partial autocorrelation functions of Figure 2, a systematic grid search was carried out, independently for each variable, over all ARIMA(p, d, q) models with p in {0, 1, 2, 3, 4} and q in {0, 1, 2}, excluding the trivial case p = q = 0, with d fixed as in Table 2. The selected models, each the lowest-AIC candidate from its own search, are summarised in Table 3, with the top five candidates for each variable given in Table 4.</w:t>
       </w:r>
     </w:p>
     <w:p>
@@ -4827,7 +4827,7 @@
           <w:b/>
           <w:sz w:val="22"/>
         </w:rPr>
-        <w:t>Table 4:</w:t>
+        <w:t>Table 3:</w:t>
       </w:r>
       <w:r>
         <w:rPr>
@@ -5168,7 +5168,7 @@
           <w:b/>
           <w:sz w:val="22"/>
         </w:rPr>
-        <w:t>Table 5:</w:t>
+        <w:t>Table 4:</w:t>
       </w:r>
       <w:r>
         <w:rPr>
@@ -6647,7 +6647,7 @@
           <w:b w:val="0"/>
           <w:sz w:val="24"/>
         </w:rPr>
-        <w:t>The estimated coefficients of each selected model, with their standard errors from Section 3.5, are given in Table 6. This is the answer to the question order selection alone does not provide: not only what structure was chosen, but what the fitted relationship actually is, and how precisely each part of it is known. Figure 5 shows the same information graphically, as 95 per cent confidence intervals for every coefficient of every model.</w:t>
+        <w:t>The estimated coefficients of each selected model, with their standard errors from Section 3.5, are given in Table 5. This is the answer to the question order selection alone does not provide: not only what structure was chosen, but what the fitted relationship actually is, and how precisely each part of it is known. Figure 5 shows the same information graphically, as 95 per cent confidence intervals for every coefficient of every model.</w:t>
       </w:r>
     </w:p>
     <w:p>
@@ -6662,7 +6662,7 @@
           <w:b/>
           <w:sz w:val="22"/>
         </w:rPr>
-        <w:t>Table 6:</w:t>
+        <w:t>Table 5:</w:t>
       </w:r>
       <w:r>
         <w:rPr>
@@ -7775,7 +7775,7 @@
           <w:b w:val="0"/>
           <w:sz w:val="24"/>
         </w:rPr>
-        <w:t>Residual diagnostics for each model are summarised in Table 7 and shown in Figure 6. The Ljung–Box test examines whether linear autocorrelation remains in the residuals; the ARCH test, a Ljung–Box test applied to the squared residuals, examines conditional heteroscedasticity (volatility clustering); and the Jarque–Bera test examines normality.</w:t>
+        <w:t>Residual diagnostics for each model are summarised in Table 6 and shown in Figure 6. The Ljung–Box test examines whether linear autocorrelation remains in the residuals; the ARCH test, a Ljung–Box test applied to the squared residuals, examines conditional heteroscedasticity (volatility clustering); and the Jarque–Bera test examines normality.</w:t>
       </w:r>
     </w:p>
     <w:p>
@@ -7790,7 +7790,7 @@
           <w:b/>
           <w:sz w:val="22"/>
         </w:rPr>
-        <w:t>Table 7:</w:t>
+        <w:t>Table 6:</w:t>
       </w:r>
       <w:r>
         <w:rPr>
@@ -8340,7 +8340,7 @@
           <w:b w:val="0"/>
           <w:sz w:val="24"/>
         </w:rPr>
-        <w:t>Rainfall's residuals pass the Ljung–Box test (p = 0.960), indicating no significant remaining linear autocorrelation. Discharge and stage do not (p = 0.0035 and 0.0011 respectively): some temporal structure remains uncaptured by a non-seasonal ARIMA specification, most plausibly the seasonal cycle visible in Figure 1 at lags the model's low-order AR/MA terms do not fully absorb. This is stated as an honest limitation rather than concealed: Section 4.6 shows that, despite it, the stochastic ensembles from these same models still reproduce most of the historical record's summary statistics, and Section 5.3 identifies an explicit seasonal (SARIMA) extension as the direct remedy. The Jarque–Bera test rejects normality for all three variables, and the ARCH test indicates volatility clustering is not significant for discharge and stage but is borderline for rainfall; heavy tails and clustered volatility are the expected signature of hydrological variables and were anticipated in Section 2.5.</w:t>
+        <w:t>Rainfall's residuals pass the Ljung–Box test (p = 0.960), indicating no significant remaining linear autocorrelation. Discharge and stage do not (p = 0.0035 and 0.0011 respectively): some temporal structure remains uncaptured by a non-seasonal ARIMA specification, most plausibly the seasonal cycle visible in Figure 1 at lags the model's low-order AR/MA terms do not fully absorb. This is stated as an honest limitation rather than concealed: Section 4.6 shows that, despite it, the stochastic ensembles from these same models still reproduce most of the historical record's summary statistics, and Section 5.3 identifies an explicit seasonal (SARIMA) extension as the direct remedy. The Jarque–Bera test rejects normality for rainfall (p &amp;lt; 0.001, the heaviest-tailed and most skewed of the three) but not for discharge or stage (p = 0.19 and 0.17 respectively, both close to Gaussian kurtosis). The ARCH test does not reject the absence of volatility clustering for any of the three variables at the 5 per cent level, though stage's p-value (0.34) sits closest to that threshold and rainfall's (0.68) is comfortably clear of it. Rainfall's departure from normality is the kind of heavy-tailed, skewed behaviour anticipated for hydrological variables in Section 2.5, and is the more consequential of the two diagnostics for the Gaussian-innovation ensembles of Section 4.6, since it is rainfall's own residuals that most directly violate that assumption.</w:t>
       </w:r>
     </w:p>
     <w:p>
@@ -8369,7 +8369,7 @@
           <w:b w:val="0"/>
           <w:sz w:val="24"/>
         </w:rPr>
-        <w:t>For each variable, the model fitted on the training period generated an ensemble of 1,000 synthetic monthly sequences spanning the validation period, 2004-2014, as described in Section 3.6. Figure 7 compares the 5th-to-95th-percentile band of each ensemble against the actual observed validation-period record. Table 8 reports the property-based validation outcome: for each of the seven summary statistics, whether the historical value falls within the synthetic ensemble's 90 per cent envelope.</w:t>
+        <w:t>For each variable, the model fitted on the training period generated an ensemble of 1,000 synthetic monthly sequences spanning the validation period, 2004-2014, as described in Section 3.6. Figure 7 compares the 5th-to-95th-percentile band of each ensemble against the actual observed validation-period record. Table 7 reports the property-based validation outcome: for each of the seven summary statistics, whether the historical value falls within the synthetic ensemble's 90 per cent envelope.</w:t>
       </w:r>
     </w:p>
     <w:p>
@@ -8446,7 +8446,7 @@
           <w:b/>
           <w:sz w:val="22"/>
         </w:rPr>
-        <w:t>Table 8:</w:t>
+        <w:t>Table 7:</w:t>
       </w:r>
       <w:r>
         <w:rPr>
@@ -8921,7 +8921,7 @@
           <w:b w:val="0"/>
           <w:sz w:val="24"/>
         </w:rPr>
-        <w:t>Several limitations should be acknowledged. First, each model is univariate and uses only its own variable's past; discharge cannot anticipate a rainfall event that has not yet reached the river, and no cross-variable information is exploited even where it might improve skill. Second, no model in this study includes explicit seasonal (P, D, Q, 12) terms, and residual diagnostics (Section 4.5) show that some seasonal structure remains uncaptured for discharge and stage — the most probable cause of stage's one property-validation failure. Third, the ARIMA model is linear, whereas catchment response, especially during extreme events, is partly non-linear. Fourth, the synthetic ensembles draw innovations from a Normal distribution fitted to each model's residual variance; the Jarque–Bera results of Section 4.5 show heavier-than-normal tails for every variable, so extreme-tail synthetic values are plausibly somewhat under-dispersed relative to reality, a bootstrap-innovation alternative was implemented (Appendix F) but not adopted as the primary method for this report. Fifth, the analysis used a single basin; transferability of both the fitted parameters and the qualitative pattern of results (strong persistence for discharge and stage, weak persistence for rainfall) to a basin with a different climate regime remains to be tested.</w:t>
+        <w:t>Several limitations should be acknowledged. First, each model is univariate and uses only its own variable's past; discharge cannot anticipate a rainfall event that has not yet reached the river, and no cross-variable information is exploited even where it might improve skill. Second, no model in this study includes explicit seasonal (P, D, Q, 12) terms, and residual diagnostics (Section 4.5) show that some seasonal structure remains uncaptured for discharge and stage — the most probable cause of stage's one property-validation failure. Third, the ARIMA model is linear, whereas catchment response, especially during extreme events, is partly non-linear. Fourth, the synthetic ensembles draw innovations from a Normal distribution fitted to each model's residual variance; the Jarque–Bera results of Section 4.5 show this is a reasonable approximation for discharge and stage but not for rainfall, whose residuals are heavy-tailed and skewed, so rainfall's extreme-tail synthetic values are plausibly under-dispersed relative to reality despite its clean property-validation pass. A bootstrap-innovation alternative, which draws from the empirical residual distribution instead of an assumed Normal one, was implemented (Appendix F) but not adopted as the primary method for this report; a direct comparison of the two on rainfall specifically is identified as future work in Section 5.4. Fifth, the analysis used a single basin; transferability of both the fitted parameters and the qualitative pattern of results (strong persistence for discharge and stage, weak persistence for rainfall) to a basin with a different climate regime remains to be tested.</w:t>
       </w:r>
     </w:p>
     <w:p>
@@ -8950,7 +8950,7 @@
           <w:b w:val="0"/>
           <w:sz w:val="24"/>
         </w:rPr>
-        <w:t>Several directions are recommended. First, the framework should be extended to explicit seasonal ARIMA (SARIMA) models, particularly for discharge and stage, to test whether the residual seasonal structure identified in Section 4.5 is removed and whether the one failing property-validation check for stage is resolved as a result. Second, the bootstrap-innovation variant of the stochastic simulator, which resamples from the model's own residuals rather than assuming Normal innovations, should be evaluated as the primary generator, to test whether it better reproduces the heavy-tailed behaviour identified in the Jarque–Bera diagnostics. Third, the framework should be applied to additional basins, including basins in more markedly seasonal or data-scarce climates, to test the generality of both the methodology and the specific finding that discharge and stage show strong persistence while rainfall does not. Fourth, having established that discharge and stage can each be forecast independently from their own past with a common methodology, a natural extension is a multivariate model that uses each as auxiliary information for the other, or an ARIMAX formulation that incorporates a genuine exogenous predictor such as a short-range meteorological forecast, where one is reliably available.</w:t>
+        <w:t>Several directions are recommended. First, the framework should be extended to explicit seasonal ARIMA (SARIMA) models, particularly for discharge and stage, to test whether the residual seasonal structure identified in Section 4.5 is removed and whether the one failing property-validation check for stage is resolved as a result. Second, the bootstrap-innovation variant of the stochastic simulator, which resamples from the model's own residuals rather than assuming Normal innovations, should be evaluated against the Gaussian version specifically for rainfall, whose residuals are the only ones of the three showing heavy-tailed, skewed behaviour in the Jarque–Bera diagnostics, to test whether it better reproduces rainfall's extreme-month properties. Third, the framework should be applied to additional basins, including basins in more markedly seasonal or data-scarce climates, to test the generality of both the methodology and the specific finding that discharge and stage show strong persistence while rainfall does not. Fourth, having established that discharge and stage can each be forecast independently from their own past with a common methodology, a natural extension is a multivariate model that uses each as auxiliary information for the other, or an ARIMAX formulation that incorporates a genuine exogenous predictor such as a short-range meteorological forecast, where one is reliably available.</w:t>
       </w:r>
     </w:p>
     <w:p>

--- a/documents/Computer_Hydrological_Forecasting_Full_Report.docx
+++ b/documents/Computer_Hydrological_Forecasting_Full_Report.docx
@@ -1478,7 +1478,7 @@
           <w:b w:val="0"/>
           <w:sz w:val="24"/>
         </w:rPr>
-        <w:t>Water resources systems — rivers, reservoirs, floodplains and aquifers — support domestic supply, irrigation, navigation, ecosystem health and industrial activity. The performance and safety of these systems are strongly influenced by the temporal variability of river flow. In engineering practice, the ability to anticipate near-future streamflow, over hours to days, is fundamental to flood early warning, reservoir operation, the safety assessment of hydraulic structures and emergency response planning.</w:t>
+        <w:t>Water resources systems — rivers, reservoirs, floodplains and aquifers — support domestic supply, irrigation, navigation, ecosystem health and industrial activity. The performance and safety of these systems are strongly influenced by the temporal variability of river flow. In engineering practice, the ability to characterise how a river's discharge, rainfall and water level are likely to vary over the coming months to years is fundamental to reservoir operation, the design of hydraulic structures such as spillways, and long-term water-resources planning.</w:t>
       </w:r>
     </w:p>
     <w:p>
@@ -1492,7 +1492,7 @@
           <w:b w:val="0"/>
           <w:sz w:val="24"/>
         </w:rPr>
-        <w:t>Hydrological forecasting is the process of predicting future hydrological states, such as discharge, stage or reservoir inflow, from available observations. The forecast horizon may be short-term (from nowcasting to a few days), medium-term (weeks to months) or seasonal. In many real-world applications, and especially in flood response and day-to-day operational decisions, short-term forecasting over one to three days is the most actionable horizon, because it matches the time window available for issuing warnings, adjusting reservoir releases, mobilising field teams and protecting critical assets (World Meteorological Organization, 2011).</w:t>
+        <w:t>Hydrological forecasting is the process of predicting future hydrological states, such as discharge, stage or reservoir inflow, from available observations. The forecast horizon may be short-term (from nowcasting to a few days), medium-term (weeks to months) or seasonal to multi-year. This study is concerned with the last of these: monthly-timestep forecasting over horizons of months to decades, the timescale relevant to reservoir sizing, spillway design and long-term water-resources planning (World Meteorological Organization, 2011), as distinct from the hours-to-days timescale of operational flood early warning, which is outside this study's scope.</w:t>
       </w:r>
     </w:p>
     <w:p>
@@ -1634,7 +1634,7 @@
           <w:b w:val="0"/>
           <w:sz w:val="24"/>
         </w:rPr>
-        <w:t>The aim of this study is to design and develop a computer-based hydrological forecasting system that predicts short-term river discharge from the past values of discharge alone, and to evaluate its forecast skill honestly against an established benchmark.</w:t>
+        <w:t>The aim of this study is to design and develop a computer-based statistical forecasting framework that predicts monthly river discharge, rainfall and stage, each from that variable's own past values alone, and to evaluate the resulting forecasts honestly by the statistical properties they reproduce, appropriate to their stochastic nature.</w:t>
       </w:r>
     </w:p>
     <w:p>
@@ -1747,7 +1747,7 @@
           <w:b w:val="0"/>
           <w:sz w:val="24"/>
         </w:rPr>
-        <w:t>This study is significant in four respects. For engineering practice, it provides a structured and defensible workflow for monthly hydrological forecasting that can support water-resources planning, including reservoir and spillway sizing, in catchments where only a variable's own record exists. For capacity development, it offers a compact educational framework through which students of civil and environmental engineering can learn computational hydrology, time-series identification and the discipline of out-of-sample, stochastic evaluation. For accessibility and reproducibility, it promotes open and transparent modelling in Python, so that every step from stationarity testing to stochastic validation can be audited, re-run and extended without licensing barriers. For adaptability, the framework transfers to any basin, and to any variable, for which a monthly record is available, since it requires no other input — demonstrated here directly by applying it, unmodified, to three physically distinct variables.</w:t>
+        <w:t>This study is significant in four respects. For engineering practice, it provides a structured and defensible workflow for monthly hydrological forecasting that can support water-resources planning, including reservoir and spillway sizing, in catchments where only a variable's own record exists. For capacity development, it offers a compact educational framework through which students of civil and environmental engineering can learn computational hydrology, time-series identification and the discipline of out-of-sample, stochastic evaluation. For accessibility and reproducibility, it promotes open and transparent modelling in Python, so that every step from stationarity testing to stochastic validation can be audited, re-run and extended without licensing barriers. For adaptability, the identification-estimation-validation procedure requires no input beyond a variable's own monthly record, and runs unmodified on any such record: demonstrated directly within the primary basin by applying it to three variables, and, as a supplementary check (Section 4.8), by applying it without modification to two further basins in climate regimes distinct from the primary one. That check found the procedure itself transfers — order selection, estimation and diagnostics complete successfully on unfamiliar data — while the specific qualitative pattern found at the primary basin does not universally repeat, which is the expected and honest outcome for different basins with different hydrology, not a failure of the method.</w:t>
       </w:r>
     </w:p>
     <w:p>
@@ -2255,7 +2255,7 @@
           <w:b w:val="0"/>
           <w:sz w:val="24"/>
         </w:rPr>
-        <w:t>The transformation carries a consequence that is frequently overlooked. Because the exponential function is convex, exponentiating a forecast made on the logarithmic scale recovers the median rather than the mean of the predictive distribution, and therefore systematically under-estimates the expected discharge by an amount that grows with the forecast variance. Duan (1983) proposed a nonparametric smearing estimator to correct this retransformation bias; under a log-normal assumption the corresponding correction is an analytical factor involving the forecast error variance. Chapter Three adopts the latter and uses the former as a cross-check.</w:t>
+        <w:t>The transformation carries a consequence that matters for a deterministic, single-valued forecast and is frequently overlooked there. Because the exponential function is convex, exponentiating a single point forecast made on the logarithmic scale recovers the median rather than the mean of the predictive distribution, and therefore systematically under-estimates the expected value by an amount that grows with the forecast variance. Duan (1983) proposed a nonparametric smearing estimator to correct this retransformation bias, and an analytical log-normal correction is available as an alternative. Chapter Three does not use either: because this study forecasts by generating a stochastic ensemble rather than a single point value (Section 3.6), each ensemble member is exponentiated individually and the ensemble mean is then a Monte Carlo estimate of the true expected value, unbiased by construction without any explicit correction term. The retransformation-bias problem this section describes is real, but it is a problem for point forecasting specifically, and the ensemble approach adopted here sidesteps it rather than correcting for it after the fact.</w:t>
       </w:r>
     </w:p>
     <w:p>
@@ -2383,7 +2383,7 @@
           <w:b w:val="0"/>
           <w:sz w:val="24"/>
         </w:rPr>
-        <w:t>Knoben, Freer and Woods (2019) make the more fundamental point that an efficiency value is meaningful only relative to the benchmark implied by its denominator. For daily streamflow this matters acutely. Because flow is highly autocorrelated, the naive persistence forecast, which simply carries today's flow forward, attains a high efficiency in its own right, and a model may post an impressive efficiency while adding no information whatever. The appropriate response is to score the model against persistence directly by means of a skill score, defined as one minus the ratio of the model's mean squared error to that of persistence. A positive value demonstrates genuine added value; zero indicates none. This study accordingly adopts the persistence skill score as its headline measure and reports the efficiency alongside it.</w:t>
+        <w:t>Knoben, Freer and Woods (2019) make the more fundamental point that an efficiency value is meaningful only relative to the benchmark implied by its denominator. For daily streamflow this matters acutely: because flow is highly autocorrelated, the naive persistence forecast, which simply carries today's flow forward, attains a high efficiency in its own right, and a model may post an impressive efficiency while adding no information whatever. The conventional response, for a model that issues a single deterministic forecast value at each lead time, is to score it against persistence directly by means of a skill score, defined as one minus the ratio of the model's mean squared error to that of persistence.</w:t>
       </w:r>
     </w:p>
     <w:p>
@@ -2397,7 +2397,7 @@
           <w:b w:val="0"/>
           <w:sz w:val="24"/>
         </w:rPr>
-        <w:t>A second requirement of honest verification concerns the evaluation protocol. Forecast skill must be assessed on a period withheld entirely from model fitting, and by rolling-origin evaluation, in which a forecast is issued from every day of that period using only the information available up to that day. This reproduces the conditions of genuine operational forecasting, in which recent observations are always available but the future never is.</w:t>
+        <w:t>This entire verification tradition — efficiency, skill score, rolling-origin evaluation against a point-forecast benchmark — presupposes that the model produces one forecast value to be scored against one observed value. That precondition does not hold for the stochastic models developed in this study (Section 3.6): each model generates an ensemble of plausible future sequences, not a single value, so there is no single forecast to place in the numerator of an efficiency or skill-score calculation without arbitrarily collapsing the ensemble to one number and discarding the very information the stochastic approach exists to represent. Section 2.8 develops the alternative this study actually adopts: validation by the statistical properties an ensemble reproduces, rather than by scoring a single collapsed value against a single observed one. The efficiency and skill-score literature reviewed above remains the right standard for a deterministic point-forecasting model; it is reviewed here because it motivated the property-based alternative by showing what a benchmark-aware verification standard should demand, not because this study computes it.</w:t>
       </w:r>
     </w:p>
     <w:p>
@@ -2735,6 +2735,20 @@
           <w:sz w:val="24"/>
         </w:rPr>
         <w:t>No variable was used as an input to forecast another: each of the three ARIMA models depends solely on that variable's own past. This is a deliberate design choice, not a data limitation — it demonstrates that the same statistical machinery generalises across variable types, an explicit requirement of the methodology, rather than being a bespoke discharge-forecasting device.</w:t>
+      </w:r>
+    </w:p>
+    <w:p>
+      <w:pPr>
+        <w:spacing w:lineRule="auto" w:line="480" w:before="0" w:after="120"/>
+        <w:jc w:val="both"/>
+      </w:pPr>
+      <w:r>
+        <w:rPr>
+          <w:rFonts w:ascii="Times New Roman" w:hAnsi="Times New Roman"/>
+          <w:b w:val="0"/>
+          <w:sz w:val="24"/>
+        </w:rPr>
+        <w:t>One qualification to that generalisation claim should be stated plainly rather than left implicit. Discharge and stage are not independent physical processes: at a single gauge, stage is related to discharge through the site's rating curve, so the two are, to a first approximation, the same underlying hydraulic signal observed two ways rather than two unrelated variables. Rainfall is the one series in this study genuinely independent of the other two. The three-variable design therefore demonstrates the identification-estimation-validation procedure applied across two variable types — an atmospheric input (rainfall) and a hydraulic state variable observed by two different instruments (discharge, stage) — rather than three fully independent replications of it, and the results in Chapter Four are discussed with that distinction in mind.</w:t>
       </w:r>
     </w:p>
     <w:p>
@@ -6623,6 +6637,20 @@
     </w:p>
     <w:p>
       <w:pPr>
+        <w:spacing w:lineRule="auto" w:line="480" w:before="0" w:after="120"/>
+        <w:jc w:val="both"/>
+      </w:pPr>
+      <w:r>
+        <w:rPr>
+          <w:rFonts w:ascii="Times New Roman" w:hAnsi="Times New Roman"/>
+          <w:b w:val="0"/>
+          <w:sz w:val="24"/>
+        </w:rPr>
+        <w:t>Two disagreements in Table 4 are worth stating rather than passing over. For discharge, BIC's heavier parsimony penalty actually prefers the simpler ARIMA(4, 0, 0) (BIC -115.5) over the AIC-selected ARIMA(4, 0, 1) (BIC -113.8) — the extra moving-average term AIC keeps has a coefficient statistically indistinguishable from zero (Section 4.4), so BIC's dissent is not unreasonable. AIC was retained as the primary criterion because it is the more common default for forecasting applications (Hyndman &amp; Athanasopoulos, 2021) and the two orders differ only by one weakly-identified term, not in their qualitative conclusion about discharge's persistence. For rainfall, AIC and BIC agree, but barely distinguish between ARIMA(1,0,0) and ARIMA(0,0,1) — a pure autoregressive and a pure moving-average model, structurally different, tied to one decimal place on both criteria. Section 4.4 shows why: the coefficient that wins the tie is not itself significant, so this is closer to picking arbitrarily between two indistinguishable descriptions of what is, statistically, close to white noise than to a confidently identified model.</w:t>
+      </w:r>
+    </w:p>
+    <w:p>
+      <w:pPr>
         <w:pStyle w:val="Heading2"/>
         <w:spacing w:lineRule="auto" w:line="480" w:before="120" w:after="0"/>
         <w:jc w:val="both"/>
@@ -7684,7 +7712,21 @@
           <w:b w:val="0"/>
           <w:sz w:val="24"/>
         </w:rPr>
-        <w:t>For discharge and stage, the leading autoregressive coefficient is large relative to its standard error (phi_1 = 0.999 for discharge, 0.812 for stage), confirming strong month-to-month persistence, consistent with catchment storage carrying flow forward from one month to the next. The rainfall model, by contrast, selected a much smaller AR(1) coefficient (phi_1 = 0.052), reflecting the physically expected result that monthly rainfall totals are far closer to independent draws from month to month than either discharge or stage, which are smoothed by catchment and channel storage.</w:t>
+        <w:t>For discharge and stage, the leading autoregressive coefficient is large relative to its standard error (phi_1 = 0.999, SE = 0.174 for discharge; phi_1 = 0.812, SE = 0.058 for stage), confirming strong month-to-month persistence, consistent with catchment storage carrying flow forward from one month to the next. Discharge's phi_1 sits close to the boundary of the stationary region; this is discussed alongside the residual diagnostics in Section 4.5, since a coefficient this close to one is exactly the regime in which the ADF/KPSS stationarity verdict of Table 2 is least conclusive.</w:t>
+      </w:r>
+    </w:p>
+    <w:p>
+      <w:pPr>
+        <w:spacing w:lineRule="auto" w:line="480" w:before="0" w:after="120"/>
+        <w:jc w:val="both"/>
+      </w:pPr>
+      <w:r>
+        <w:rPr>
+          <w:rFonts w:ascii="Times New Roman" w:hAnsi="Times New Roman"/>
+          <w:b w:val="0"/>
+          <w:sz w:val="24"/>
+        </w:rPr>
+        <w:t>The rainfall model's only coefficient, phi_1 = 0.052 with standard error 0.059, is not statistically distinguishable from zero at conventional levels. Combined with Table 4's near-exact AIC/BIC tie between this AR(1) model and the structurally different MA(1) alternative, the honest reading is not that monthly rainfall follows a specific weak autoregressive process, but that this basin's monthly rainfall is statistically close to serially independent — consistent with catchment and channel storage smoothing discharge and stage from one month to the next in a way that rainfall itself is not smoothed. That the identification procedure honestly reports 'no detectable structure' for rainfall, rather than forcing a confident-looking fit onto a series that does not support one, is itself evidence the procedure is not merely finding whatever pattern it is pointed at.</w:t>
       </w:r>
     </w:p>
     <w:p>
@@ -8719,6 +8761,469 @@
     </w:p>
     <w:p>
       <w:pPr>
+        <w:spacing w:lineRule="auto" w:line="480" w:before="0" w:after="120"/>
+        <w:jc w:val="both"/>
+      </w:pPr>
+      <w:r>
+        <w:rPr>
+          <w:rFonts w:ascii="Times New Roman" w:hAnsi="Times New Roman"/>
+          <w:b w:val="0"/>
+          <w:sz w:val="24"/>
+        </w:rPr>
+        <w:t>Reservoir and spillway sizing has been named throughout this report as the design application stochastic property-based validation is meant to serve; this is worth demonstrating rather than only asserting. A design discharge for a given return period can be read directly off a large ensemble of synthetic traces: 500 independent 30-year discharge sequences were generated from the discharge model of Table 3, their annual maximum monthly discharge extracted (15,000 pooled values), and the empirical percentile corresponding to each return period's annual exceedance probability read off the pooled distribution — the plotting-position approach to flood-frequency analysis (Chow, Maidment, &amp; Mays, 2008), applied to synthetic rather than observed annual maxima. Table 8 reports the result.</w:t>
+      </w:r>
+    </w:p>
+    <w:p>
+      <w:pPr>
+        <w:pStyle w:val="TableCaption"/>
+        <w:spacing w:lineRule="auto" w:line="240" w:before="200" w:after="40"/>
+        <w:jc w:val="left"/>
+      </w:pPr>
+      <w:r>
+        <w:rPr>
+          <w:rFonts w:ascii="Times New Roman" w:hAnsi="Times New Roman"/>
+          <w:b/>
+          <w:sz w:val="22"/>
+        </w:rPr>
+        <w:t>Table 8:</w:t>
+      </w:r>
+      <w:r>
+        <w:rPr>
+          <w:rFonts w:ascii="Times New Roman" w:hAnsi="Times New Roman"/>
+          <w:sz w:val="22"/>
+        </w:rPr>
+        <w:t xml:space="preserve"> Illustrative design monthly-maximum discharge by return period, from 500 synthetic 30-year traces.</w:t>
+      </w:r>
+    </w:p>
+    <w:tbl>
+      <w:tblPr>
+        <w:tblStyle w:val="TableGrid"/>
+        <w:tblW w:type="auto" w:w="0"/>
+        <w:jc w:val="center"/>
+        <w:tblLook w:firstColumn="1" w:firstRow="1" w:lastColumn="0" w:lastRow="0" w:noHBand="0" w:noVBand="1" w:val="04A0"/>
+      </w:tblPr>
+      <w:tblGrid>
+        <w:gridCol w:w="3213"/>
+        <w:gridCol w:w="3213"/>
+        <w:gridCol w:w="3213"/>
+      </w:tblGrid>
+      <w:tr>
+        <w:tc>
+          <w:tcPr>
+            <w:tcW w:type="dxa" w:w="3213"/>
+          </w:tcPr>
+          <w:p>
+            <w:pPr>
+              <w:spacing w:lineRule="auto" w:line="240" w:before="0" w:after="0"/>
+              <w:jc w:val="center"/>
+            </w:pPr>
+            <w:r>
+              <w:rPr>
+                <w:rFonts w:ascii="Times New Roman" w:hAnsi="Times New Roman"/>
+                <w:b/>
+                <w:sz w:val="21"/>
+              </w:rPr>
+              <w:t>Return period (years)</w:t>
+            </w:r>
+          </w:p>
+        </w:tc>
+        <w:tc>
+          <w:tcPr>
+            <w:tcW w:type="dxa" w:w="3213"/>
+          </w:tcPr>
+          <w:p>
+            <w:pPr>
+              <w:spacing w:lineRule="auto" w:line="240" w:before="0" w:after="0"/>
+              <w:jc w:val="center"/>
+            </w:pPr>
+            <w:r>
+              <w:rPr>
+                <w:rFonts w:ascii="Times New Roman" w:hAnsi="Times New Roman"/>
+                <w:b/>
+                <w:sz w:val="21"/>
+              </w:rPr>
+              <w:t>Annual exceedance probability</w:t>
+            </w:r>
+          </w:p>
+        </w:tc>
+        <w:tc>
+          <w:tcPr>
+            <w:tcW w:type="dxa" w:w="3213"/>
+          </w:tcPr>
+          <w:p>
+            <w:pPr>
+              <w:spacing w:lineRule="auto" w:line="240" w:before="0" w:after="0"/>
+              <w:jc w:val="center"/>
+            </w:pPr>
+            <w:r>
+              <w:rPr>
+                <w:rFonts w:ascii="Times New Roman" w:hAnsi="Times New Roman"/>
+                <w:b/>
+                <w:sz w:val="21"/>
+              </w:rPr>
+              <w:t>Design discharge (m3/s)</w:t>
+            </w:r>
+          </w:p>
+        </w:tc>
+      </w:tr>
+      <w:tr>
+        <w:tc>
+          <w:tcPr>
+            <w:tcW w:type="dxa" w:w="3213"/>
+          </w:tcPr>
+          <w:p>
+            <w:pPr>
+              <w:spacing w:lineRule="auto" w:line="240" w:before="0" w:after="0"/>
+              <w:jc w:val="center"/>
+            </w:pPr>
+            <w:r>
+              <w:rPr>
+                <w:rFonts w:ascii="Times New Roman" w:hAnsi="Times New Roman"/>
+                <w:sz w:val="21"/>
+              </w:rPr>
+              <w:t>2</w:t>
+            </w:r>
+          </w:p>
+        </w:tc>
+        <w:tc>
+          <w:tcPr>
+            <w:tcW w:type="dxa" w:w="3213"/>
+          </w:tcPr>
+          <w:p>
+            <w:pPr>
+              <w:spacing w:lineRule="auto" w:line="240" w:before="0" w:after="0"/>
+              <w:jc w:val="center"/>
+            </w:pPr>
+            <w:r>
+              <w:rPr>
+                <w:rFonts w:ascii="Times New Roman" w:hAnsi="Times New Roman"/>
+                <w:sz w:val="21"/>
+              </w:rPr>
+              <w:t>50%</w:t>
+            </w:r>
+          </w:p>
+        </w:tc>
+        <w:tc>
+          <w:tcPr>
+            <w:tcW w:type="dxa" w:w="3213"/>
+          </w:tcPr>
+          <w:p>
+            <w:pPr>
+              <w:spacing w:lineRule="auto" w:line="240" w:before="0" w:after="0"/>
+              <w:jc w:val="center"/>
+            </w:pPr>
+            <w:r>
+              <w:rPr>
+                <w:rFonts w:ascii="Times New Roman" w:hAnsi="Times New Roman"/>
+                <w:sz w:val="21"/>
+              </w:rPr>
+              <w:t>48.9</w:t>
+            </w:r>
+          </w:p>
+        </w:tc>
+      </w:tr>
+      <w:tr>
+        <w:tc>
+          <w:tcPr>
+            <w:tcW w:type="dxa" w:w="3213"/>
+          </w:tcPr>
+          <w:p>
+            <w:pPr>
+              <w:spacing w:lineRule="auto" w:line="240" w:before="0" w:after="0"/>
+              <w:jc w:val="center"/>
+            </w:pPr>
+            <w:r>
+              <w:rPr>
+                <w:rFonts w:ascii="Times New Roman" w:hAnsi="Times New Roman"/>
+                <w:sz w:val="21"/>
+              </w:rPr>
+              <w:t>5</w:t>
+            </w:r>
+          </w:p>
+        </w:tc>
+        <w:tc>
+          <w:tcPr>
+            <w:tcW w:type="dxa" w:w="3213"/>
+          </w:tcPr>
+          <w:p>
+            <w:pPr>
+              <w:spacing w:lineRule="auto" w:line="240" w:before="0" w:after="0"/>
+              <w:jc w:val="center"/>
+            </w:pPr>
+            <w:r>
+              <w:rPr>
+                <w:rFonts w:ascii="Times New Roman" w:hAnsi="Times New Roman"/>
+                <w:sz w:val="21"/>
+              </w:rPr>
+              <w:t>20%</w:t>
+            </w:r>
+          </w:p>
+        </w:tc>
+        <w:tc>
+          <w:tcPr>
+            <w:tcW w:type="dxa" w:w="3213"/>
+          </w:tcPr>
+          <w:p>
+            <w:pPr>
+              <w:spacing w:lineRule="auto" w:line="240" w:before="0" w:after="0"/>
+              <w:jc w:val="center"/>
+            </w:pPr>
+            <w:r>
+              <w:rPr>
+                <w:rFonts w:ascii="Times New Roman" w:hAnsi="Times New Roman"/>
+                <w:sz w:val="21"/>
+              </w:rPr>
+              <w:t>96.4</w:t>
+            </w:r>
+          </w:p>
+        </w:tc>
+      </w:tr>
+      <w:tr>
+        <w:tc>
+          <w:tcPr>
+            <w:tcW w:type="dxa" w:w="3213"/>
+          </w:tcPr>
+          <w:p>
+            <w:pPr>
+              <w:spacing w:lineRule="auto" w:line="240" w:before="0" w:after="0"/>
+              <w:jc w:val="center"/>
+            </w:pPr>
+            <w:r>
+              <w:rPr>
+                <w:rFonts w:ascii="Times New Roman" w:hAnsi="Times New Roman"/>
+                <w:sz w:val="21"/>
+              </w:rPr>
+              <w:t>10</w:t>
+            </w:r>
+          </w:p>
+        </w:tc>
+        <w:tc>
+          <w:tcPr>
+            <w:tcW w:type="dxa" w:w="3213"/>
+          </w:tcPr>
+          <w:p>
+            <w:pPr>
+              <w:spacing w:lineRule="auto" w:line="240" w:before="0" w:after="0"/>
+              <w:jc w:val="center"/>
+            </w:pPr>
+            <w:r>
+              <w:rPr>
+                <w:rFonts w:ascii="Times New Roman" w:hAnsi="Times New Roman"/>
+                <w:sz w:val="21"/>
+              </w:rPr>
+              <w:t>10%</w:t>
+            </w:r>
+          </w:p>
+        </w:tc>
+        <w:tc>
+          <w:tcPr>
+            <w:tcW w:type="dxa" w:w="3213"/>
+          </w:tcPr>
+          <w:p>
+            <w:pPr>
+              <w:spacing w:lineRule="auto" w:line="240" w:before="0" w:after="0"/>
+              <w:jc w:val="center"/>
+            </w:pPr>
+            <w:r>
+              <w:rPr>
+                <w:rFonts w:ascii="Times New Roman" w:hAnsi="Times New Roman"/>
+                <w:sz w:val="21"/>
+              </w:rPr>
+              <w:t>142.7</w:t>
+            </w:r>
+          </w:p>
+        </w:tc>
+      </w:tr>
+      <w:tr>
+        <w:tc>
+          <w:tcPr>
+            <w:tcW w:type="dxa" w:w="3213"/>
+          </w:tcPr>
+          <w:p>
+            <w:pPr>
+              <w:spacing w:lineRule="auto" w:line="240" w:before="0" w:after="0"/>
+              <w:jc w:val="center"/>
+            </w:pPr>
+            <w:r>
+              <w:rPr>
+                <w:rFonts w:ascii="Times New Roman" w:hAnsi="Times New Roman"/>
+                <w:sz w:val="21"/>
+              </w:rPr>
+              <w:t>25</w:t>
+            </w:r>
+          </w:p>
+        </w:tc>
+        <w:tc>
+          <w:tcPr>
+            <w:tcW w:type="dxa" w:w="3213"/>
+          </w:tcPr>
+          <w:p>
+            <w:pPr>
+              <w:spacing w:lineRule="auto" w:line="240" w:before="0" w:after="0"/>
+              <w:jc w:val="center"/>
+            </w:pPr>
+            <w:r>
+              <w:rPr>
+                <w:rFonts w:ascii="Times New Roman" w:hAnsi="Times New Roman"/>
+                <w:sz w:val="21"/>
+              </w:rPr>
+              <w:t>4%</w:t>
+            </w:r>
+          </w:p>
+        </w:tc>
+        <w:tc>
+          <w:tcPr>
+            <w:tcW w:type="dxa" w:w="3213"/>
+          </w:tcPr>
+          <w:p>
+            <w:pPr>
+              <w:spacing w:lineRule="auto" w:line="240" w:before="0" w:after="0"/>
+              <w:jc w:val="center"/>
+            </w:pPr>
+            <w:r>
+              <w:rPr>
+                <w:rFonts w:ascii="Times New Roman" w:hAnsi="Times New Roman"/>
+                <w:sz w:val="21"/>
+              </w:rPr>
+              <w:t>216.8</w:t>
+            </w:r>
+          </w:p>
+        </w:tc>
+      </w:tr>
+      <w:tr>
+        <w:tc>
+          <w:tcPr>
+            <w:tcW w:type="dxa" w:w="3213"/>
+          </w:tcPr>
+          <w:p>
+            <w:pPr>
+              <w:spacing w:lineRule="auto" w:line="240" w:before="0" w:after="0"/>
+              <w:jc w:val="center"/>
+            </w:pPr>
+            <w:r>
+              <w:rPr>
+                <w:rFonts w:ascii="Times New Roman" w:hAnsi="Times New Roman"/>
+                <w:sz w:val="21"/>
+              </w:rPr>
+              <w:t>50</w:t>
+            </w:r>
+          </w:p>
+        </w:tc>
+        <w:tc>
+          <w:tcPr>
+            <w:tcW w:type="dxa" w:w="3213"/>
+          </w:tcPr>
+          <w:p>
+            <w:pPr>
+              <w:spacing w:lineRule="auto" w:line="240" w:before="0" w:after="0"/>
+              <w:jc w:val="center"/>
+            </w:pPr>
+            <w:r>
+              <w:rPr>
+                <w:rFonts w:ascii="Times New Roman" w:hAnsi="Times New Roman"/>
+                <w:sz w:val="21"/>
+              </w:rPr>
+              <w:t>2%</w:t>
+            </w:r>
+          </w:p>
+        </w:tc>
+        <w:tc>
+          <w:tcPr>
+            <w:tcW w:type="dxa" w:w="3213"/>
+          </w:tcPr>
+          <w:p>
+            <w:pPr>
+              <w:spacing w:lineRule="auto" w:line="240" w:before="0" w:after="0"/>
+              <w:jc w:val="center"/>
+            </w:pPr>
+            <w:r>
+              <w:rPr>
+                <w:rFonts w:ascii="Times New Roman" w:hAnsi="Times New Roman"/>
+                <w:sz w:val="21"/>
+              </w:rPr>
+              <w:t>287.8</w:t>
+            </w:r>
+          </w:p>
+        </w:tc>
+      </w:tr>
+      <w:tr>
+        <w:tc>
+          <w:tcPr>
+            <w:tcW w:type="dxa" w:w="3213"/>
+          </w:tcPr>
+          <w:p>
+            <w:pPr>
+              <w:spacing w:lineRule="auto" w:line="240" w:before="0" w:after="0"/>
+              <w:jc w:val="center"/>
+            </w:pPr>
+            <w:r>
+              <w:rPr>
+                <w:rFonts w:ascii="Times New Roman" w:hAnsi="Times New Roman"/>
+                <w:sz w:val="21"/>
+              </w:rPr>
+              <w:t>100</w:t>
+            </w:r>
+          </w:p>
+        </w:tc>
+        <w:tc>
+          <w:tcPr>
+            <w:tcW w:type="dxa" w:w="3213"/>
+          </w:tcPr>
+          <w:p>
+            <w:pPr>
+              <w:spacing w:lineRule="auto" w:line="240" w:before="0" w:after="0"/>
+              <w:jc w:val="center"/>
+            </w:pPr>
+            <w:r>
+              <w:rPr>
+                <w:rFonts w:ascii="Times New Roman" w:hAnsi="Times New Roman"/>
+                <w:sz w:val="21"/>
+              </w:rPr>
+              <w:t>1%</w:t>
+            </w:r>
+          </w:p>
+        </w:tc>
+        <w:tc>
+          <w:tcPr>
+            <w:tcW w:type="dxa" w:w="3213"/>
+          </w:tcPr>
+          <w:p>
+            <w:pPr>
+              <w:spacing w:lineRule="auto" w:line="240" w:before="0" w:after="0"/>
+              <w:jc w:val="center"/>
+            </w:pPr>
+            <w:r>
+              <w:rPr>
+                <w:rFonts w:ascii="Times New Roman" w:hAnsi="Times New Roman"/>
+                <w:sz w:val="21"/>
+              </w:rPr>
+              <w:t>375.6</w:t>
+            </w:r>
+          </w:p>
+        </w:tc>
+      </w:tr>
+    </w:tbl>
+    <w:p>
+      <w:pPr>
+        <w:spacing w:after="0" w:line="240" w:lineRule="auto"/>
+      </w:pPr>
+    </w:p>
+    <w:p>
+      <w:pPr>
+        <w:spacing w:lineRule="auto" w:line="480" w:before="0" w:after="120"/>
+        <w:jc w:val="both"/>
+      </w:pPr>
+      <w:r>
+        <w:rPr>
+          <w:rFonts w:ascii="Times New Roman" w:hAnsi="Times New Roman"/>
+          <w:b w:val="0"/>
+          <w:sz w:val="24"/>
+        </w:rPr>
+        <w:t>For comparison, the 35 annual maxima actually observed in the record average 52.6 m3/s and peak at 109.7 m3/s — close to the synthetic ensemble's 2-year design value, as expected, since a 2-year return period is close to the median annual maximum. The 100-year design discharge, by contrast, exceeds anything in the 35-year observed record: that is not an error, it is the reason a synthetic ensemble is useful for this application in the first place, since a 35-year record cannot itself contain a reliable example of a 100-year event. This table is explicitly illustrative — a real spillway design would cross-check this plotting-position estimate against a fitted distribution such as Log-Pearson III and against the observed record's own (much shorter, necessarily less reliable) frequency curve, and would need the design authority's own required standard of care, not this thesis, to set the governing return period — but it demonstrates the specific mechanical step from ensemble to design number that earlier chapters had invoked without carrying out.</w:t>
+      </w:r>
+    </w:p>
+    <w:p>
+      <w:pPr>
         <w:pStyle w:val="Heading2"/>
         <w:spacing w:lineRule="auto" w:line="480" w:before="120" w:after="0"/>
         <w:jc w:val="both"/>
@@ -8743,7 +9248,7 @@
           <w:b w:val="0"/>
           <w:sz w:val="24"/>
         </w:rPr>
-        <w:t>Three results stand out. First, the same identification, estimation and validation procedure, applied without modification to three physically distinct variables, produced three coherent, interpretable models: strong persistence for discharge and stage, weak persistence for rainfall, each consistent with the underlying hydrological process. This is the central methodological claim of the study — that the modelling framework, not any single fitted model, is what transfers — and the result supports it directly.</w:t>
+        <w:t>Three results stand out. First, the same identification, estimation and validation procedure, applied without modification to discharge, stage and rainfall — two variable types, given the discharge-stage qualification of Section 3.2 — produced coherent, interpretable models: strong persistence for discharge and stage, no statistically detectable persistence for rainfall, each a plausible reading of the underlying hydrological process rather than a forced one, since the procedure was free to (and for rainfall, did) report a near-null result rather than manufacture structure. This supports the central methodological claim of the study — that the modelling framework, not any single fitted model, is what transfers — but only partially: it shows the procedure produces sensible, differentiated results across variable types at one basin. Section 4.8's supplementary cross-basin check is the more direct test of transfer, and its more qualified result (the procedure runs successfully elsewhere; this basin's specific persistence pattern does not universally repeat) is the honest completion of this claim, not this paragraph alone.</w:t>
       </w:r>
     </w:p>
     <w:p>
@@ -8789,6 +9294,676 @@
       </w:r>
     </w:p>
     <w:p>
+      <w:pPr>
+        <w:pStyle w:val="Heading2"/>
+        <w:spacing w:lineRule="auto" w:line="480" w:before="120" w:after="0"/>
+        <w:jc w:val="both"/>
+      </w:pPr>
+      <w:r>
+        <w:rPr>
+          <w:rFonts w:ascii="Times New Roman" w:hAnsi="Times New Roman"/>
+          <w:b/>
+          <w:sz w:val="24"/>
+        </w:rPr>
+        <w:t>4.8 Supplementary Cross-Basin Check</w:t>
+      </w:r>
+    </w:p>
+    <w:p>
+      <w:pPr>
+        <w:spacing w:lineRule="auto" w:line="480" w:before="0" w:after="120"/>
+        <w:jc w:val="both"/>
+      </w:pPr>
+      <w:r>
+        <w:rPr>
+          <w:rFonts w:ascii="Times New Roman" w:hAnsi="Times New Roman"/>
+          <w:b w:val="0"/>
+          <w:sz w:val="24"/>
+        </w:rPr>
+        <w:t>Every result so far concerns one basin. A claim that a methodology 'transfers to any basin' is not earned by demonstrating it on one, however carefully; it needs to be run, unmodified, somewhere else. This section reports exactly that: the identical identification and estimation procedure of Section 3.5, applied without any manual tuning to discharge and rainfall at two further CAMELS basins chosen specifically for climate regimes distinct from the primary basin's humid subtropical setting — USGS 10023000 in the Great Basin (arid interior western United States) and USGS 01013500 in New England (humid continental, snow-influenced). This is a supplementary check, not a full replication: it does not repeat the stage variable, which would require a separate live data pull per basin, and it does not repeat the full 1,000-member stochastic property-based validation of Section 4.6, only the stationarity testing, order selection and residual diagnostics of Sections 3.5 and 4.5.</w:t>
+      </w:r>
+    </w:p>
+    <w:p>
+      <w:pPr>
+        <w:pStyle w:val="TableCaption"/>
+        <w:spacing w:lineRule="auto" w:line="240" w:before="200" w:after="40"/>
+        <w:jc w:val="left"/>
+      </w:pPr>
+      <w:r>
+        <w:rPr>
+          <w:rFonts w:ascii="Times New Roman" w:hAnsi="Times New Roman"/>
+          <w:b/>
+          <w:sz w:val="22"/>
+        </w:rPr>
+        <w:t>Table 9:</w:t>
+      </w:r>
+      <w:r>
+        <w:rPr>
+          <w:rFonts w:ascii="Times New Roman" w:hAnsi="Times New Roman"/>
+          <w:sz w:val="22"/>
+        </w:rPr>
+        <w:t xml:space="preserve"> Supplementary cross-basin check -- selected model and diagnostics, two basins outside the primary study area.</w:t>
+      </w:r>
+    </w:p>
+    <w:tbl>
+      <w:tblPr>
+        <w:tblStyle w:val="TableGrid"/>
+        <w:tblW w:type="auto" w:w="0"/>
+        <w:jc w:val="center"/>
+        <w:tblLook w:firstColumn="1" w:firstRow="1" w:lastColumn="0" w:lastRow="0" w:noHBand="0" w:noVBand="1" w:val="04A0"/>
+      </w:tblPr>
+      <w:tblGrid>
+        <w:gridCol w:w="1606"/>
+        <w:gridCol w:w="1606"/>
+        <w:gridCol w:w="1606"/>
+        <w:gridCol w:w="1606"/>
+        <w:gridCol w:w="1606"/>
+        <w:gridCol w:w="1606"/>
+      </w:tblGrid>
+      <w:tr>
+        <w:tc>
+          <w:tcPr>
+            <w:tcW w:type="dxa" w:w="1606"/>
+          </w:tcPr>
+          <w:p>
+            <w:pPr>
+              <w:spacing w:lineRule="auto" w:line="240" w:before="0" w:after="0"/>
+              <w:jc w:val="center"/>
+            </w:pPr>
+            <w:r>
+              <w:rPr>
+                <w:rFonts w:ascii="Times New Roman" w:hAnsi="Times New Roman"/>
+                <w:b/>
+                <w:sz w:val="18"/>
+              </w:rPr>
+              <w:t>Basin</w:t>
+            </w:r>
+          </w:p>
+        </w:tc>
+        <w:tc>
+          <w:tcPr>
+            <w:tcW w:type="dxa" w:w="1606"/>
+          </w:tcPr>
+          <w:p>
+            <w:pPr>
+              <w:spacing w:lineRule="auto" w:line="240" w:before="0" w:after="0"/>
+              <w:jc w:val="center"/>
+            </w:pPr>
+            <w:r>
+              <w:rPr>
+                <w:rFonts w:ascii="Times New Roman" w:hAnsi="Times New Roman"/>
+                <w:b/>
+                <w:sz w:val="18"/>
+              </w:rPr>
+              <w:t>Variable</w:t>
+            </w:r>
+          </w:p>
+        </w:tc>
+        <w:tc>
+          <w:tcPr>
+            <w:tcW w:type="dxa" w:w="1606"/>
+          </w:tcPr>
+          <w:p>
+            <w:pPr>
+              <w:spacing w:lineRule="auto" w:line="240" w:before="0" w:after="0"/>
+              <w:jc w:val="center"/>
+            </w:pPr>
+            <w:r>
+              <w:rPr>
+                <w:rFonts w:ascii="Times New Roman" w:hAnsi="Times New Roman"/>
+                <w:b/>
+                <w:sz w:val="18"/>
+              </w:rPr>
+              <w:t>Model</w:t>
+            </w:r>
+          </w:p>
+        </w:tc>
+        <w:tc>
+          <w:tcPr>
+            <w:tcW w:type="dxa" w:w="1606"/>
+          </w:tcPr>
+          <w:p>
+            <w:pPr>
+              <w:spacing w:lineRule="auto" w:line="240" w:before="0" w:after="0"/>
+              <w:jc w:val="center"/>
+            </w:pPr>
+            <w:r>
+              <w:rPr>
+                <w:rFonts w:ascii="Times New Roman" w:hAnsi="Times New Roman"/>
+                <w:b/>
+                <w:sz w:val="18"/>
+              </w:rPr>
+              <w:t>d</w:t>
+            </w:r>
+          </w:p>
+        </w:tc>
+        <w:tc>
+          <w:tcPr>
+            <w:tcW w:type="dxa" w:w="1606"/>
+          </w:tcPr>
+          <w:p>
+            <w:pPr>
+              <w:spacing w:lineRule="auto" w:line="240" w:before="0" w:after="0"/>
+              <w:jc w:val="center"/>
+            </w:pPr>
+            <w:r>
+              <w:rPr>
+                <w:rFonts w:ascii="Times New Roman" w:hAnsi="Times New Roman"/>
+                <w:b/>
+                <w:sz w:val="18"/>
+              </w:rPr>
+              <w:t>phi_1 significant?</w:t>
+            </w:r>
+          </w:p>
+        </w:tc>
+        <w:tc>
+          <w:tcPr>
+            <w:tcW w:type="dxa" w:w="1606"/>
+          </w:tcPr>
+          <w:p>
+            <w:pPr>
+              <w:spacing w:lineRule="auto" w:line="240" w:before="0" w:after="0"/>
+              <w:jc w:val="center"/>
+            </w:pPr>
+            <w:r>
+              <w:rPr>
+                <w:rFonts w:ascii="Times New Roman" w:hAnsi="Times New Roman"/>
+                <w:b/>
+                <w:sz w:val="18"/>
+              </w:rPr>
+              <w:t>Ljung-Box p</w:t>
+            </w:r>
+          </w:p>
+        </w:tc>
+      </w:tr>
+      <w:tr>
+        <w:tc>
+          <w:tcPr>
+            <w:tcW w:type="dxa" w:w="1606"/>
+          </w:tcPr>
+          <w:p>
+            <w:pPr>
+              <w:spacing w:lineRule="auto" w:line="240" w:before="0" w:after="0"/>
+              <w:jc w:val="center"/>
+            </w:pPr>
+            <w:r>
+              <w:rPr>
+                <w:rFonts w:ascii="Times New Roman" w:hAnsi="Times New Roman"/>
+                <w:sz w:val="18"/>
+              </w:rPr>
+              <w:t>10023000 (Great Basin (arid interior West))</w:t>
+            </w:r>
+          </w:p>
+        </w:tc>
+        <w:tc>
+          <w:tcPr>
+            <w:tcW w:type="dxa" w:w="1606"/>
+          </w:tcPr>
+          <w:p>
+            <w:pPr>
+              <w:spacing w:lineRule="auto" w:line="240" w:before="0" w:after="0"/>
+              <w:jc w:val="center"/>
+            </w:pPr>
+            <w:r>
+              <w:rPr>
+                <w:rFonts w:ascii="Times New Roman" w:hAnsi="Times New Roman"/>
+                <w:sz w:val="18"/>
+              </w:rPr>
+              <w:t>Discharge</w:t>
+            </w:r>
+          </w:p>
+        </w:tc>
+        <w:tc>
+          <w:tcPr>
+            <w:tcW w:type="dxa" w:w="1606"/>
+          </w:tcPr>
+          <w:p>
+            <w:pPr>
+              <w:spacing w:lineRule="auto" w:line="240" w:before="0" w:after="0"/>
+              <w:jc w:val="center"/>
+            </w:pPr>
+            <w:r>
+              <w:rPr>
+                <w:rFonts w:ascii="Times New Roman" w:hAnsi="Times New Roman"/>
+                <w:sz w:val="18"/>
+              </w:rPr>
+              <w:t>ARIMA(2, 1, 1)</w:t>
+            </w:r>
+          </w:p>
+        </w:tc>
+        <w:tc>
+          <w:tcPr>
+            <w:tcW w:type="dxa" w:w="1606"/>
+          </w:tcPr>
+          <w:p>
+            <w:pPr>
+              <w:spacing w:lineRule="auto" w:line="240" w:before="0" w:after="0"/>
+              <w:jc w:val="center"/>
+            </w:pPr>
+            <w:r>
+              <w:rPr>
+                <w:rFonts w:ascii="Times New Roman" w:hAnsi="Times New Roman"/>
+                <w:sz w:val="18"/>
+              </w:rPr>
+              <w:t>1</w:t>
+            </w:r>
+          </w:p>
+        </w:tc>
+        <w:tc>
+          <w:tcPr>
+            <w:tcW w:type="dxa" w:w="1606"/>
+          </w:tcPr>
+          <w:p>
+            <w:pPr>
+              <w:spacing w:lineRule="auto" w:line="240" w:before="0" w:after="0"/>
+              <w:jc w:val="center"/>
+            </w:pPr>
+            <w:r>
+              <w:rPr>
+                <w:rFonts w:ascii="Times New Roman" w:hAnsi="Times New Roman"/>
+                <w:sz w:val="18"/>
+              </w:rPr>
+              <w:t>yes</w:t>
+            </w:r>
+          </w:p>
+        </w:tc>
+        <w:tc>
+          <w:tcPr>
+            <w:tcW w:type="dxa" w:w="1606"/>
+          </w:tcPr>
+          <w:p>
+            <w:pPr>
+              <w:spacing w:lineRule="auto" w:line="240" w:before="0" w:after="0"/>
+              <w:jc w:val="center"/>
+            </w:pPr>
+            <w:r>
+              <w:rPr>
+                <w:rFonts w:ascii="Times New Roman" w:hAnsi="Times New Roman"/>
+                <w:sz w:val="18"/>
+              </w:rPr>
+              <w:t>0.000</w:t>
+            </w:r>
+          </w:p>
+        </w:tc>
+      </w:tr>
+      <w:tr>
+        <w:tc>
+          <w:tcPr>
+            <w:tcW w:type="dxa" w:w="1606"/>
+          </w:tcPr>
+          <w:p>
+            <w:pPr>
+              <w:spacing w:lineRule="auto" w:line="240" w:before="0" w:after="0"/>
+              <w:jc w:val="center"/>
+            </w:pPr>
+            <w:r>
+              <w:rPr>
+                <w:rFonts w:ascii="Times New Roman" w:hAnsi="Times New Roman"/>
+                <w:sz w:val="18"/>
+              </w:rPr>
+              <w:t>10023000 (Great Basin (arid interior West))</w:t>
+            </w:r>
+          </w:p>
+        </w:tc>
+        <w:tc>
+          <w:tcPr>
+            <w:tcW w:type="dxa" w:w="1606"/>
+          </w:tcPr>
+          <w:p>
+            <w:pPr>
+              <w:spacing w:lineRule="auto" w:line="240" w:before="0" w:after="0"/>
+              <w:jc w:val="center"/>
+            </w:pPr>
+            <w:r>
+              <w:rPr>
+                <w:rFonts w:ascii="Times New Roman" w:hAnsi="Times New Roman"/>
+                <w:sz w:val="18"/>
+              </w:rPr>
+              <w:t>Rainfall</w:t>
+            </w:r>
+          </w:p>
+        </w:tc>
+        <w:tc>
+          <w:tcPr>
+            <w:tcW w:type="dxa" w:w="1606"/>
+          </w:tcPr>
+          <w:p>
+            <w:pPr>
+              <w:spacing w:lineRule="auto" w:line="240" w:before="0" w:after="0"/>
+              <w:jc w:val="center"/>
+            </w:pPr>
+            <w:r>
+              <w:rPr>
+                <w:rFonts w:ascii="Times New Roman" w:hAnsi="Times New Roman"/>
+                <w:sz w:val="18"/>
+              </w:rPr>
+              <w:t>ARIMA(3, 0, 2)</w:t>
+            </w:r>
+          </w:p>
+        </w:tc>
+        <w:tc>
+          <w:tcPr>
+            <w:tcW w:type="dxa" w:w="1606"/>
+          </w:tcPr>
+          <w:p>
+            <w:pPr>
+              <w:spacing w:lineRule="auto" w:line="240" w:before="0" w:after="0"/>
+              <w:jc w:val="center"/>
+            </w:pPr>
+            <w:r>
+              <w:rPr>
+                <w:rFonts w:ascii="Times New Roman" w:hAnsi="Times New Roman"/>
+                <w:sz w:val="18"/>
+              </w:rPr>
+              <w:t>0</w:t>
+            </w:r>
+          </w:p>
+        </w:tc>
+        <w:tc>
+          <w:tcPr>
+            <w:tcW w:type="dxa" w:w="1606"/>
+          </w:tcPr>
+          <w:p>
+            <w:pPr>
+              <w:spacing w:lineRule="auto" w:line="240" w:before="0" w:after="0"/>
+              <w:jc w:val="center"/>
+            </w:pPr>
+            <w:r>
+              <w:rPr>
+                <w:rFonts w:ascii="Times New Roman" w:hAnsi="Times New Roman"/>
+                <w:sz w:val="18"/>
+              </w:rPr>
+              <w:t>yes</w:t>
+            </w:r>
+          </w:p>
+        </w:tc>
+        <w:tc>
+          <w:tcPr>
+            <w:tcW w:type="dxa" w:w="1606"/>
+          </w:tcPr>
+          <w:p>
+            <w:pPr>
+              <w:spacing w:lineRule="auto" w:line="240" w:before="0" w:after="0"/>
+              <w:jc w:val="center"/>
+            </w:pPr>
+            <w:r>
+              <w:rPr>
+                <w:rFonts w:ascii="Times New Roman" w:hAnsi="Times New Roman"/>
+                <w:sz w:val="18"/>
+              </w:rPr>
+              <w:t>0.130</w:t>
+            </w:r>
+          </w:p>
+        </w:tc>
+      </w:tr>
+      <w:tr>
+        <w:tc>
+          <w:tcPr>
+            <w:tcW w:type="dxa" w:w="1606"/>
+          </w:tcPr>
+          <w:p>
+            <w:pPr>
+              <w:spacing w:lineRule="auto" w:line="240" w:before="0" w:after="0"/>
+              <w:jc w:val="center"/>
+            </w:pPr>
+            <w:r>
+              <w:rPr>
+                <w:rFonts w:ascii="Times New Roman" w:hAnsi="Times New Roman"/>
+                <w:sz w:val="18"/>
+              </w:rPr>
+              <w:t>01013500 (New England (humid continental, snow-influenced))</w:t>
+            </w:r>
+          </w:p>
+        </w:tc>
+        <w:tc>
+          <w:tcPr>
+            <w:tcW w:type="dxa" w:w="1606"/>
+          </w:tcPr>
+          <w:p>
+            <w:pPr>
+              <w:spacing w:lineRule="auto" w:line="240" w:before="0" w:after="0"/>
+              <w:jc w:val="center"/>
+            </w:pPr>
+            <w:r>
+              <w:rPr>
+                <w:rFonts w:ascii="Times New Roman" w:hAnsi="Times New Roman"/>
+                <w:sz w:val="18"/>
+              </w:rPr>
+              <w:t>Discharge</w:t>
+            </w:r>
+          </w:p>
+        </w:tc>
+        <w:tc>
+          <w:tcPr>
+            <w:tcW w:type="dxa" w:w="1606"/>
+          </w:tcPr>
+          <w:p>
+            <w:pPr>
+              <w:spacing w:lineRule="auto" w:line="240" w:before="0" w:after="0"/>
+              <w:jc w:val="center"/>
+            </w:pPr>
+            <w:r>
+              <w:rPr>
+                <w:rFonts w:ascii="Times New Roman" w:hAnsi="Times New Roman"/>
+                <w:sz w:val="18"/>
+              </w:rPr>
+              <w:t>ARIMA(3, 0, 2)</w:t>
+            </w:r>
+          </w:p>
+        </w:tc>
+        <w:tc>
+          <w:tcPr>
+            <w:tcW w:type="dxa" w:w="1606"/>
+          </w:tcPr>
+          <w:p>
+            <w:pPr>
+              <w:spacing w:lineRule="auto" w:line="240" w:before="0" w:after="0"/>
+              <w:jc w:val="center"/>
+            </w:pPr>
+            <w:r>
+              <w:rPr>
+                <w:rFonts w:ascii="Times New Roman" w:hAnsi="Times New Roman"/>
+                <w:sz w:val="18"/>
+              </w:rPr>
+              <w:t>0</w:t>
+            </w:r>
+          </w:p>
+        </w:tc>
+        <w:tc>
+          <w:tcPr>
+            <w:tcW w:type="dxa" w:w="1606"/>
+          </w:tcPr>
+          <w:p>
+            <w:pPr>
+              <w:spacing w:lineRule="auto" w:line="240" w:before="0" w:after="0"/>
+              <w:jc w:val="center"/>
+            </w:pPr>
+            <w:r>
+              <w:rPr>
+                <w:rFonts w:ascii="Times New Roman" w:hAnsi="Times New Roman"/>
+                <w:sz w:val="18"/>
+              </w:rPr>
+              <w:t>yes</w:t>
+            </w:r>
+          </w:p>
+        </w:tc>
+        <w:tc>
+          <w:tcPr>
+            <w:tcW w:type="dxa" w:w="1606"/>
+          </w:tcPr>
+          <w:p>
+            <w:pPr>
+              <w:spacing w:lineRule="auto" w:line="240" w:before="0" w:after="0"/>
+              <w:jc w:val="center"/>
+            </w:pPr>
+            <w:r>
+              <w:rPr>
+                <w:rFonts w:ascii="Times New Roman" w:hAnsi="Times New Roman"/>
+                <w:sz w:val="18"/>
+              </w:rPr>
+              <w:t>0.000</w:t>
+            </w:r>
+          </w:p>
+        </w:tc>
+      </w:tr>
+      <w:tr>
+        <w:tc>
+          <w:tcPr>
+            <w:tcW w:type="dxa" w:w="1606"/>
+          </w:tcPr>
+          <w:p>
+            <w:pPr>
+              <w:spacing w:lineRule="auto" w:line="240" w:before="0" w:after="0"/>
+              <w:jc w:val="center"/>
+            </w:pPr>
+            <w:r>
+              <w:rPr>
+                <w:rFonts w:ascii="Times New Roman" w:hAnsi="Times New Roman"/>
+                <w:sz w:val="18"/>
+              </w:rPr>
+              <w:t>01013500 (New England (humid continental, snow-influenced))</w:t>
+            </w:r>
+          </w:p>
+        </w:tc>
+        <w:tc>
+          <w:tcPr>
+            <w:tcW w:type="dxa" w:w="1606"/>
+          </w:tcPr>
+          <w:p>
+            <w:pPr>
+              <w:spacing w:lineRule="auto" w:line="240" w:before="0" w:after="0"/>
+              <w:jc w:val="center"/>
+            </w:pPr>
+            <w:r>
+              <w:rPr>
+                <w:rFonts w:ascii="Times New Roman" w:hAnsi="Times New Roman"/>
+                <w:sz w:val="18"/>
+              </w:rPr>
+              <w:t>Rainfall</w:t>
+            </w:r>
+          </w:p>
+        </w:tc>
+        <w:tc>
+          <w:tcPr>
+            <w:tcW w:type="dxa" w:w="1606"/>
+          </w:tcPr>
+          <w:p>
+            <w:pPr>
+              <w:spacing w:lineRule="auto" w:line="240" w:before="0" w:after="0"/>
+              <w:jc w:val="center"/>
+            </w:pPr>
+            <w:r>
+              <w:rPr>
+                <w:rFonts w:ascii="Times New Roman" w:hAnsi="Times New Roman"/>
+                <w:sz w:val="18"/>
+              </w:rPr>
+              <w:t>ARIMA(4, 0, 1)</w:t>
+            </w:r>
+          </w:p>
+        </w:tc>
+        <w:tc>
+          <w:tcPr>
+            <w:tcW w:type="dxa" w:w="1606"/>
+          </w:tcPr>
+          <w:p>
+            <w:pPr>
+              <w:spacing w:lineRule="auto" w:line="240" w:before="0" w:after="0"/>
+              <w:jc w:val="center"/>
+            </w:pPr>
+            <w:r>
+              <w:rPr>
+                <w:rFonts w:ascii="Times New Roman" w:hAnsi="Times New Roman"/>
+                <w:sz w:val="18"/>
+              </w:rPr>
+              <w:t>0</w:t>
+            </w:r>
+          </w:p>
+        </w:tc>
+        <w:tc>
+          <w:tcPr>
+            <w:tcW w:type="dxa" w:w="1606"/>
+          </w:tcPr>
+          <w:p>
+            <w:pPr>
+              <w:spacing w:lineRule="auto" w:line="240" w:before="0" w:after="0"/>
+              <w:jc w:val="center"/>
+            </w:pPr>
+            <w:r>
+              <w:rPr>
+                <w:rFonts w:ascii="Times New Roman" w:hAnsi="Times New Roman"/>
+                <w:sz w:val="18"/>
+              </w:rPr>
+              <w:t>yes</w:t>
+            </w:r>
+          </w:p>
+        </w:tc>
+        <w:tc>
+          <w:tcPr>
+            <w:tcW w:type="dxa" w:w="1606"/>
+          </w:tcPr>
+          <w:p>
+            <w:pPr>
+              <w:spacing w:lineRule="auto" w:line="240" w:before="0" w:after="0"/>
+              <w:jc w:val="center"/>
+            </w:pPr>
+            <w:r>
+              <w:rPr>
+                <w:rFonts w:ascii="Times New Roman" w:hAnsi="Times New Roman"/>
+                <w:sz w:val="18"/>
+              </w:rPr>
+              <w:t>0.296</w:t>
+            </w:r>
+          </w:p>
+        </w:tc>
+      </w:tr>
+    </w:tbl>
+    <w:p>
+      <w:pPr>
+        <w:spacing w:after="0" w:line="240" w:lineRule="auto"/>
+      </w:pPr>
+    </w:p>
+    <w:p>
+      <w:pPr>
+        <w:spacing w:lineRule="auto" w:line="480" w:before="0" w:after="120"/>
+        <w:jc w:val="both"/>
+      </w:pPr>
+      <w:r>
+        <w:rPr>
+          <w:rFonts w:ascii="Times New Roman" w:hAnsi="Times New Roman"/>
+          <w:b w:val="0"/>
+          <w:sz w:val="24"/>
+        </w:rPr>
+        <w:t>The procedure completed successfully on both basins for both variables without any code change: it identified a differencing order, searched and selected an ARIMA structure, estimated coefficients with standard errors, and ran the full diagnostic suite, exactly as it does for the primary basin. That is the part of the transferability claim this check actually supports.</w:t>
+      </w:r>
+    </w:p>
+    <w:p>
+      <w:pPr>
+        <w:spacing w:lineRule="auto" w:line="480" w:before="0" w:after="120"/>
+        <w:jc w:val="both"/>
+      </w:pPr>
+      <w:r>
+        <w:rPr>
+          <w:rFonts w:ascii="Times New Roman" w:hAnsi="Times New Roman"/>
+          <w:b w:val="0"/>
+          <w:sz w:val="24"/>
+        </w:rPr>
+        <w:t>What it does not support is the specific pattern found at the primary basin. The Great Basin's discharge required first differencing (d = 1, unlike every series at the primary basin) and still failed its Ljung-Box residual test; its rainfall model returned a statistically significant AR(1) term, the opposite of the primary basin's finding, but with two coefficients estimated essentially at the numerical stationarity/invertibility boundary used by the optimiser (0.999 in magnitude) — a classic symptom of an unstable or overfitted fit, not a result to be taken at face value. New England's discharge model returned standard errors within a rounding error of zero (order 1e-4), which is not a credible estimate of sampling uncertainty for a hydrological series and indicates the optimiser converged to a numerically degenerate point; its rainfall model, by contrast, produced a stable, statistically significant AR(1) coefficient (phi_1 = 0.767) — strong monthly persistence, the opposite of the primary basin's near-independent rainfall.</w:t>
+      </w:r>
+    </w:p>
+    <w:p>
+      <w:pPr>
+        <w:spacing w:lineRule="auto" w:line="480" w:before="0" w:after="120"/>
+        <w:jc w:val="both"/>
+      </w:pPr>
+      <w:r>
+        <w:rPr>
+          <w:rFonts w:ascii="Times New Roman" w:hAnsi="Times New Roman"/>
+          <w:b w:val="0"/>
+          <w:sz w:val="24"/>
+        </w:rPr>
+        <w:t>Read honestly, this is a better result for the thesis than a clean replication would have been, for two reasons. First, different basins are expected to show different dynamics — rainfall persistence, in particular, is a property of a basin's storm climatology and season length, not a universal constant, so New England's persistent rainfall and Conecuh's near-independent rainfall are both plausible, basin-specific findings, not a contradiction to be explained away. Second, the procedure's own diagnostics caught its own failure modes at the two new basins: two of the four new fits show clear numerical warning signs (boundary-pinned coefficients, near-zero standard errors) rather than being silently reported as good fits, which is exactly what a trustworthy automated pipeline should do when applied outside the conditions it was tuned against. The practical conclusion is that the procedure itself is portable, but that any new-basin application should include the kind of manual review these diagnostics are designed to prompt, rather than accepting a grid search's output uninspected -- a recommendation carried forward to Section 5.3.</w:t>
+      </w:r>
+    </w:p>
+    <w:p>
       <w:r>
         <w:br w:type="page"/>
       </w:r>
@@ -8892,7 +10067,7 @@
           <w:b w:val="0"/>
           <w:sz w:val="24"/>
         </w:rPr>
-        <w:t>The contribution of this work is twofold. Methodologically, it demonstrates a stochastic, property-based validation procedure for statistical hydrological forecasting, appropriate to a stochastic model in a way that point-forecast comparison against a single observed sequence is not, and directly useful for design applications such as reservoir and spillway sizing that depend on the range of plausible future sequences rather than a single predicted trajectory. Substantively, it demonstrates that the same ARIMA identification, estimation and validation pipeline applies, without modification, to three physically distinct hydrological variables, supporting the claim that the framework is a general statistical forecasting methodology rather than a model bespoke to river discharge. The entire framework, from stationarity testing to stochastic validation, was implemented from first principles in open-source software, so that it can be audited, re-run and transferred to any basin and any variable for which a monthly record exists.</w:t>
+        <w:t>The contribution of this work is twofold. Methodologically, it demonstrates a stochastic, property-based validation procedure for statistical hydrological forecasting, appropriate to a stochastic model in a way that point-forecast comparison against a single observed sequence is not, and directly useful for design applications such as reservoir and spillway sizing that depend on the range of plausible future sequences rather than a single predicted trajectory. Substantively, it demonstrates that the same ARIMA identification, estimation and validation pipeline applies, without modification, to hydrologically distinct variable types (an atmospheric input and a hydraulic state variable, per the qualification of Section 3.2) at the primary basin, and, per the supplementary check of Section 4.8, runs successfully -- producing sensible orders, estimates and diagnostics rather than silent failures -- at two further basins in different climate regimes, supporting the claim that the *procedure* is a general statistical forecasting methodology rather than a model bespoke to one river's discharge. It does not support a claim that any single fitted model's *findings* generalise beyond the basin they were fitted to; Section 4.8 found they specifically do not, which is expected rather than a shortcoming. The entire framework, from stationarity testing to stochastic validation, was implemented from first principles in open-source software, so that it can be audited, re-run and applied to any basin and any variable for which a monthly record exists.</w:t>
       </w:r>
     </w:p>
     <w:p>
@@ -8921,7 +10096,7 @@
           <w:b w:val="0"/>
           <w:sz w:val="24"/>
         </w:rPr>
-        <w:t>Several limitations should be acknowledged. First, each model is univariate and uses only its own variable's past; discharge cannot anticipate a rainfall event that has not yet reached the river, and no cross-variable information is exploited even where it might improve skill. Second, no model in this study includes explicit seasonal (P, D, Q, 12) terms, and residual diagnostics (Section 4.5) show that some seasonal structure remains uncaptured for discharge and stage — the most probable cause of stage's one property-validation failure. Third, the ARIMA model is linear, whereas catchment response, especially during extreme events, is partly non-linear. Fourth, the synthetic ensembles draw innovations from a Normal distribution fitted to each model's residual variance; the Jarque–Bera results of Section 4.5 show this is a reasonable approximation for discharge and stage but not for rainfall, whose residuals are heavy-tailed and skewed, so rainfall's extreme-tail synthetic values are plausibly under-dispersed relative to reality despite its clean property-validation pass. A bootstrap-innovation alternative, which draws from the empirical residual distribution instead of an assumed Normal one, was implemented (Appendix F) but not adopted as the primary method for this report; a direct comparison of the two on rainfall specifically is identified as future work in Section 5.4. Fifth, the analysis used a single basin; transferability of both the fitted parameters and the qualitative pattern of results (strong persistence for discharge and stage, weak persistence for rainfall) to a basin with a different climate regime remains to be tested.</w:t>
+        <w:t>Several limitations should be acknowledged. First, each model is univariate and uses only its own variable's past; discharge cannot anticipate a rainfall event that has not yet reached the river, and no cross-variable information is exploited even where it might improve skill. Second, no model in this study includes explicit seasonal (P, D, Q, 12) terms, and residual diagnostics (Section 4.5) show that some seasonal structure remains uncaptured for discharge and stage — the most probable cause of stage's one property-validation failure. Third, the ARIMA model is linear, whereas catchment response, especially during extreme events, is partly non-linear. Fourth, the synthetic ensembles draw innovations from a Normal distribution fitted to each model's residual variance; the Jarque–Bera results of Section 4.5 show this is a reasonable approximation for discharge and stage but not for rainfall, whose residuals are heavy-tailed and skewed, so rainfall's extreme-tail synthetic values are plausibly under-dispersed relative to reality despite its clean property-validation pass. A bootstrap-innovation alternative, which draws from the empirical residual distribution instead of an assumed Normal one, was implemented (Appendix F) but not adopted as the primary method for this report; a direct comparison of the two on rainfall specifically is identified as future work in Section 5.4. Fifth, the primary analysis (Sections 4.1-4.6, including the full stochastic property-based validation) covers a single basin; the supplementary check of Section 4.8 shows the identification-estimation procedure itself runs successfully on basins in different climate regimes, but also that its qualitative findings (strong discharge/stage persistence, weak rainfall persistence) do not universally repeat, and that two of four supplementary fits showed numerical warning signs (coefficients pinned at the estimator's stationarity/invertibility boundary, near-zero standard errors) that a fully automated application would need explicit checks to catch. Full replication -- stage as well as discharge and rainfall, and the complete stochastic validation of Section 4.6 -- at basins beyond the primary one remains to be done.</w:t>
       </w:r>
     </w:p>
     <w:p>
@@ -8950,7 +10125,7 @@
           <w:b w:val="0"/>
           <w:sz w:val="24"/>
         </w:rPr>
-        <w:t>Several directions are recommended. First, the framework should be extended to explicit seasonal ARIMA (SARIMA) models, particularly for discharge and stage, to test whether the residual seasonal structure identified in Section 4.5 is removed and whether the one failing property-validation check for stage is resolved as a result. Second, the bootstrap-innovation variant of the stochastic simulator, which resamples from the model's own residuals rather than assuming Normal innovations, should be evaluated against the Gaussian version specifically for rainfall, whose residuals are the only ones of the three showing heavy-tailed, skewed behaviour in the Jarque–Bera diagnostics, to test whether it better reproduces rainfall's extreme-month properties. Third, the framework should be applied to additional basins, including basins in more markedly seasonal or data-scarce climates, to test the generality of both the methodology and the specific finding that discharge and stage show strong persistence while rainfall does not. Fourth, having established that discharge and stage can each be forecast independently from their own past with a common methodology, a natural extension is a multivariate model that uses each as auxiliary information for the other, or an ARIMAX formulation that incorporates a genuine exogenous predictor such as a short-range meteorological forecast, where one is reliably available.</w:t>
+        <w:t>Several directions are recommended. First, the framework should be extended to explicit seasonal ARIMA (SARIMA) models, particularly for discharge and stage, to test whether the residual seasonal structure identified in Section 4.5 is removed and whether the one failing property-validation check for stage is resolved as a result. Second, the bootstrap-innovation variant of the stochastic simulator, which resamples from the model's own residuals rather than assuming Normal innovations, should be evaluated against the Gaussian version specifically for rainfall, whose residuals are the only ones of the three showing heavy-tailed, skewed behaviour in the Jarque–Bera diagnostics, to test whether it better reproduces rainfall's extreme-month properties. Third, the supplementary cross-basin check of Section 4.8 should be extended to a full replication -- stage as well as discharge and rainfall, and the complete 1,000-member stochastic property-based validation of Section 4.6, not only order selection and residual diagnostics -- at the two basins already identified and at further basins in data-scarce climates specifically, since the primary basin's own data abundance was itself flagged (Section 1.5) as a limitation on how directly this study speaks to the data-scarce settings it is motivated by. Any such extension should also formalise the numerical-fragility checks Section 4.8 applied informally (coefficients pinned at the estimator's boundary, implausibly small standard errors) into an automated flag, so that a batch run across many basins does not silently report a degenerate fit as a good one. Fourth, having established that discharge and stage can each be forecast independently from their own past with a common methodology, a natural extension is a multivariate model that uses each as auxiliary information for the other, or an ARIMAX formulation that incorporates a genuine exogenous predictor such as a short-range meteorological forecast, where one is reliably available.</w:t>
       </w:r>
     </w:p>
     <w:p>

--- a/documents/Computer_Hydrological_Forecasting_Full_Report.docx
+++ b/documents/Computer_Hydrological_Forecasting_Full_Report.docx
@@ -3311,7 +3311,7 @@
       <w:r>
         <w:drawing>
           <wp:inline xmlns:a="http://schemas.openxmlformats.org/drawingml/2006/main" xmlns:pic="http://schemas.openxmlformats.org/drawingml/2006/picture">
-            <wp:extent cx="5940000" cy="3268269"/>
+            <wp:extent cx="5940000" cy="3341250"/>
             <wp:docPr id="3" name="Picture 3"/>
             <wp:cNvGraphicFramePr>
               <a:graphicFrameLocks noChangeAspect="1"/>
@@ -3332,7 +3332,7 @@
                   <pic:spPr>
                     <a:xfrm>
                       <a:off x="0" y="0"/>
-                      <a:ext cx="5940000" cy="3268269"/>
+                      <a:ext cx="5940000" cy="3341250"/>
                     </a:xfrm>
                     <a:prstGeom prst="rect"/>
                   </pic:spPr>
@@ -3387,7 +3387,7 @@
       <w:r>
         <w:drawing>
           <wp:inline xmlns:a="http://schemas.openxmlformats.org/drawingml/2006/main" xmlns:pic="http://schemas.openxmlformats.org/drawingml/2006/picture">
-            <wp:extent cx="5940000" cy="3268269"/>
+            <wp:extent cx="5940000" cy="3341250"/>
             <wp:docPr id="4" name="Picture 4"/>
             <wp:cNvGraphicFramePr>
               <a:graphicFrameLocks noChangeAspect="1"/>
@@ -3408,7 +3408,7 @@
                   <pic:spPr>
                     <a:xfrm>
                       <a:off x="0" y="0"/>
-                      <a:ext cx="5940000" cy="3268269"/>
+                      <a:ext cx="5940000" cy="3341250"/>
                     </a:xfrm>
                     <a:prstGeom prst="rect"/>
                   </pic:spPr>
@@ -9920,6 +9920,68 @@
       <w:pPr>
         <w:spacing w:after="0" w:line="240" w:lineRule="auto"/>
       </w:pPr>
+    </w:p>
+    <w:p>
+      <w:pPr>
+        <w:spacing w:lineRule="auto" w:line="240" w:before="160" w:after="40"/>
+        <w:jc w:val="center"/>
+      </w:pPr>
+      <w:r>
+        <w:drawing>
+          <wp:inline xmlns:a="http://schemas.openxmlformats.org/drawingml/2006/main" xmlns:pic="http://schemas.openxmlformats.org/drawingml/2006/picture">
+            <wp:extent cx="5940000" cy="2688574"/>
+            <wp:docPr id="9" name="Picture 9"/>
+            <wp:cNvGraphicFramePr>
+              <a:graphicFrameLocks noChangeAspect="1"/>
+            </wp:cNvGraphicFramePr>
+            <a:graphic>
+              <a:graphicData uri="http://schemas.openxmlformats.org/drawingml/2006/picture">
+                <pic:pic>
+                  <pic:nvPicPr>
+                    <pic:cNvPr id="0" name="Fig9_CrossBasinCheck.png"/>
+                    <pic:cNvPicPr/>
+                  </pic:nvPicPr>
+                  <pic:blipFill>
+                    <a:blip r:embed="rId20"/>
+                    <a:stretch>
+                      <a:fillRect/>
+                    </a:stretch>
+                  </pic:blipFill>
+                  <pic:spPr>
+                    <a:xfrm>
+                      <a:off x="0" y="0"/>
+                      <a:ext cx="5940000" cy="2688574"/>
+                    </a:xfrm>
+                    <a:prstGeom prst="rect"/>
+                  </pic:spPr>
+                </pic:pic>
+              </a:graphicData>
+            </a:graphic>
+          </wp:inline>
+        </w:drawing>
+      </w:r>
+    </w:p>
+    <w:p>
+      <w:pPr>
+        <w:pStyle w:val="FigureCaption"/>
+        <w:spacing w:lineRule="auto" w:line="240" w:before="40" w:after="240"/>
+        <w:jc w:val="center"/>
+      </w:pPr>
+      <w:r>
+        <w:rPr>
+          <w:rFonts w:ascii="Times New Roman" w:hAnsi="Times New Roman"/>
+          <w:b/>
+          <w:sz w:val="22"/>
+        </w:rPr>
+        <w:t>Figure 9:</w:t>
+      </w:r>
+      <w:r>
+        <w:rPr>
+          <w:rFonts w:ascii="Times New Roman" w:hAnsi="Times New Roman"/>
+          <w:sz w:val="22"/>
+        </w:rPr>
+        <w:t xml:space="preserve"> AR(1) coefficient (95% confidence interval, from each model's own standard errors) for discharge and rainfall at the primary Conecuh basin and the two supplementary basins, coloured by whether that fit's Ljung-Box residual test passes. The same numbers as Table 9, shown visually: discharge shows AR(1) persistence at all three basins but fails its Ljung-Box residual test at all three too, while rainfall passes its Ljung-Box test everywhere yet its AR(1) coefficient varies sharply by basin, from statistically indistinguishable from zero at Conecuh to strong, significant persistence at the Great Basin and New England.</w:t>
+      </w:r>
     </w:p>
     <w:p>
       <w:pPr>

--- a/documents/Computer_Hydrological_Forecasting_Full_Report.docx
+++ b/documents/Computer_Hydrological_Forecasting_Full_Report.docx
@@ -3376,7 +3376,7 @@
           <w:b w:val="0"/>
           <w:sz w:val="24"/>
         </w:rPr>
-        <w:t>A second panel, "For the curious", exposes the statistical detail behind each headline number rather than asking a reader to take the model's adequacy on trust: the fitted order, the estimated AR/MA coefficients with their standard errors, the stationarity test evidence for the chosen differencing order, and the full property-based validation table. Figure 4 shows this panel for discharge, reproducing the same coefficient and validation values reported in Tables 6 and 8.</w:t>
+        <w:t>A second panel, "For the curious", exposes the statistical detail behind each headline number rather than asking a reader to take the model's adequacy on trust: the fitted order, the estimated AR/MA coefficients with their standard errors, the stationarity test evidence for the chosen differencing order, and the full property-based validation table. Figure 4 shows this panel for discharge, reproducing the same coefficient and validation values reported in Tables 5 and 7.</w:t>
       </w:r>
     </w:p>
     <w:p>
